--- a/Практическая_работа_№3.docx
+++ b/Практическая_работа_№3.docx
@@ -4,3083 +4,378 @@
   <w:body>
     <w:p>
       <w:pPr>
-        <w:spacing w:after="280" w:line="276" w:lineRule="auto"/>
+        <w:jc w:val="center"/>
+      </w:pPr>
+      <w:r>
+        <w:rPr>
+          <w:b/>
+          <w:color w:val="182B49"/>
+          <w:sz w:val="32"/>
+        </w:rPr>
+        <w:t>ОТЧЕТ ПО ПРАКТИЧЕСКОЙ РАБОТЕ №3</w:t>
+        <w:br/>
+      </w:r>
+      <w:r>
+        <w:rPr>
+          <w:b/>
+          <w:sz w:val="26"/>
+        </w:rPr>
+        <w:t>Тема: «Установка окружения и первый запуск. Программа складского учёта (WMS)»</w:t>
+        <w:br/>
+        <w:br/>
+      </w:r>
+    </w:p>
+    <w:p>
+      <w:pPr>
         <w:jc w:val="right"/>
       </w:pPr>
       <w:r>
         <w:rPr>
-          <w:rFonts w:ascii="Times New Roman" w:hAnsi="Times New Roman"/>
           <w:i/>
           <w:sz w:val="22"/>
         </w:rPr>
-        <w:t>Генеральному директору</w:t>
+        <w:t>Выполнил: студент Сорокин Артемий</w:t>
         <w:br/>
-        <w:t>ООО «ТехноСтрой»</w:t>
+        <w:t>Репозиторий проекта: https://github.com/m0psiko/IT</w:t>
         <w:br/>
-        <w:t>Иванову И. И.</w:t>
-        <w:br/>
-        <w:t>от начальника отдела ИТ</w:t>
-        <w:br/>
-        <w:t>Петрова П. С.</w:t>
-      </w:r>
-    </w:p>
-    <w:p>
-      <w:pPr>
-        <w:framePr w:dropCap="drop" w:lines="3" w:wrap="around" w:vAnchor="text" w:hAnchor="text" w:xAlign="left"/>
-        <w:spacing w:after="0" w:before="0" w:line="240" w:lineRule="auto"/>
-      </w:pPr>
-      <w:r>
-        <w:rPr>
-          <w:rFonts w:ascii="Times New Roman" w:hAnsi="Times New Roman"/>
-          <w:b/>
-          <w:sz w:val="72"/>
-          <w:color w:val="1F4E79"/>
-        </w:rPr>
-        <w:t>С</w:t>
-      </w:r>
-    </w:p>
-    <w:p>
-      <w:pPr>
-        <w:spacing w:before="0" w:after="80"/>
-      </w:pPr>
-      <w:r>
-        <w:rPr>
-          <w:rFonts w:ascii="Times New Roman" w:hAnsi="Times New Roman"/>
-          <w:b/>
-          <w:color w:val="1F4E79"/>
-          <w:sz w:val="30"/>
-        </w:rPr>
-        <w:t>ЛУЖЕБНАЯ ЗАПИСКА</w:t>
       </w:r>
     </w:p>
     <w:p>
       <w:pPr>
         <w:spacing w:after="240"/>
       </w:pPr>
+    </w:p>
+    <w:p>
+      <w:pPr>
+        <w:pStyle w:val="Heading1"/>
+      </w:pPr>
       <w:r>
-        <w:rPr>
-          <w:rFonts w:ascii="Times New Roman" w:hAnsi="Times New Roman"/>
-          <w:b/>
-          <w:sz w:val="21"/>
-        </w:rPr>
-        <w:t>14 сентября 2026 г.          № 45-ИТ</w:t>
-        <w:br/>
-        <w:t>О модернизации компьютерного оборудования и утверждении ведомости рабочих станций</w:t>
+        <w:t>1. Цель работы</w:t>
       </w:r>
     </w:p>
     <w:p>
       <w:pPr>
-        <w:sectPr>
-          <w:headerReference w:type="default" r:id="rId9"/>
-          <w:headerReference w:type="even" r:id="rId10"/>
-          <w:footerReference w:type="default" r:id="rId11"/>
-          <w:footerReference w:type="even" r:id="rId12"/>
-          <w:pgSz w:w="11906" w:h="16838"/>
-          <w:pgMar w:top="1134" w:right="850" w:bottom="1134" w:left="1417" w:header="720" w:footer="720" w:gutter="0"/>
-          <w:cols w:space="720"/>
-          <w:docGrid w:linePitch="360"/>
-          <w:pgNumType w:start="1" w:fmt="decimal"/>
-        </w:sectPr>
-      </w:pPr>
-    </w:p>
-    <w:p>
-      <w:pPr>
-        <w:spacing w:line="276" w:lineRule="auto" w:after="120"/>
-        <w:ind w:firstLine="567"/>
-        <w:jc w:val="both"/>
+        <w:spacing w:line="276" w:lineRule="auto"/>
       </w:pPr>
       <w:r>
-        <w:rPr>
-          <w:rFonts w:ascii="Times New Roman" w:hAnsi="Times New Roman"/>
-          <w:b/>
-          <w:sz w:val="22"/>
-        </w:rPr>
-        <w:t>Уважаемый Иван Иванович!</w:t>
-        <w:br/>
-      </w:r>
-      <w:r>
-        <w:rPr>
-          <w:rFonts w:ascii="Times New Roman" w:hAnsi="Times New Roman"/>
-          <w:sz w:val="22"/>
-        </w:rPr>
-        <w:t>Довожу до Вашего сведения, что в связи с расширением штата сотрудников ООО «ТехноСтрой» и внедрением современных систем автоматизированного проектирования возникла производственная необходимость комплексной модернизации компьютерного парка. Существующее аппаратное обеспечение на ключевых рабочих станциях эксплуатируется более трех лет без планового сервисного обслуживания, что приводит к периодическим сбоям и снижению производительности.</w:t>
+        <w:t>Развертывание промышленного окружения для разработки веб-приложения на стеке Python/Django с подключением полноценной реляционной СУБД PostgreSQL и in-memory хранилища Redis. Создание модульного программного каркаса системы по индивидуальной теме «Программа складского учёта» (WMS), реализация кастомной модели пользователя со складскими ролями (Кладовщик, МОЛ, Аудитор, Администратор) и базовых справочников складской номенклатуры.</w:t>
       </w:r>
     </w:p>
     <w:p>
       <w:pPr>
-        <w:sectPr>
-          <w:type w:val="continuous"/>
-          <w:pgSz w:w="11906" w:h="16838"/>
-          <w:pgMar w:top="1134" w:right="850" w:bottom="1134" w:left="1417" w:header="720" w:footer="720" w:gutter="0"/>
-          <w:cols w:space="720" w:num="2" w:sep="1" w:equalWidth="1"/>
-          <w:docGrid w:linePitch="360"/>
-        </w:sectPr>
-      </w:pPr>
-    </w:p>
-    <w:p>
-      <w:pPr>
-        <w:spacing w:line="276" w:lineRule="auto" w:after="120"/>
-        <w:ind w:firstLine="567"/>
-        <w:jc w:val="both"/>
+        <w:pStyle w:val="Heading1"/>
       </w:pPr>
       <w:r>
-        <w:rPr>
-          <w:rFonts w:ascii="Times New Roman" w:hAnsi="Times New Roman"/>
-          <w:sz w:val="22"/>
-        </w:rPr>
-        <w:t>В период с 01 по 10 сентября 2026 года силами специалистов ИТ-отдела была проведена полная инвентаризация и диагностика технического состояния рабочих станций, серверов и сетевого оборудования. По результатам обследования составлен детальный план регламентных работ, включающий очистку систем охлаждения, замену термоинтерфейсов, увеличение объема оперативной памяти, установку скоростных NVMe SSD-накопителей и замену морально устаревших комплектующих.</w:t>
-      </w:r>
-    </w:p>
-    <w:p>
-      <w:pPr>
-        <w:spacing w:line="276" w:lineRule="auto" w:after="200"/>
-        <w:ind w:firstLine="567"/>
-        <w:jc w:val="both"/>
-      </w:pPr>
-      <w:r>
-        <w:rPr>
-          <w:rFonts w:ascii="Times New Roman" w:hAnsi="Times New Roman"/>
-          <w:sz w:val="22"/>
-        </w:rPr>
-        <w:t>На основании вышеизложенного и в целях обеспечения непрерывности рабочих процессов прошу:</w:t>
-        <w:br/>
-        <w:t>1. Утвердить проведение комплекса регламентных работ и модернизации компьютерной техники согласно графику на IV квартал 2026 года.</w:t>
-        <w:br/>
-        <w:t>2. Выделить денежные средства в размере 348 500 (триста сорок восемь тысяч пятьсот) рублей на закупку необходимых комплектующих и расходных материалов.</w:t>
-        <w:br/>
-        <w:t>3. Назначить ответственным исполнителем ведущего системного администратора Ковалева Д. М.</w:t>
-      </w:r>
-    </w:p>
-    <w:p>
-      <w:pPr>
-        <w:spacing w:before="160" w:after="280"/>
-        <w:ind w:firstLine="567"/>
-      </w:pPr>
-      <w:r>
-        <w:rPr>
-          <w:rFonts w:ascii="Times New Roman" w:hAnsi="Times New Roman"/>
-          <w:b/>
-          <w:sz w:val="22"/>
-        </w:rPr>
-        <w:t xml:space="preserve">Приложение №1: </w:t>
-      </w:r>
-      <w:hyperlink w:anchor="Ведомость_ТО" w:history="1">
-        <w:r>
-          <w:rPr>
-            <w:rFonts w:ascii="Times New Roman" w:hAnsi="Times New Roman"/>
-            <w:color w:val="0563C1"/>
-            <w:u w:val="single"/>
-            <w:b/>
-            <w:sz w:val="22"/>
-          </w:rPr>
-          <w:t>Ведомость учета рабочих станций</w:t>
-        </w:r>
-      </w:hyperlink>
-      <w:r>
-        <w:rPr>
-          <w:rFonts w:ascii="Times New Roman" w:hAnsi="Times New Roman"/>
-          <w:i/>
-          <w:color w:val="666666"/>
-          <w:sz w:val="19"/>
-        </w:rPr>
-        <w:t xml:space="preserve"> (нажмите Ctrl+клик для перехода к таблице в Приложении).</w:t>
-      </w:r>
-    </w:p>
-    <w:p>
-      <w:pPr>
-        <w:spacing w:before="280" w:after="80"/>
-      </w:pPr>
-      <w:r>
-        <w:rPr>
-          <w:rFonts w:ascii="Times New Roman" w:hAnsi="Times New Roman"/>
-          <w:sz w:val="21"/>
-        </w:rPr>
-        <w:t>Начальник отдела информационных технологий         _________________  / П. С. Петров /</w:t>
-        <w:br/>
-        <w:br/>
-        <w:t>Согласовано:</w:t>
-        <w:br/>
-        <w:t>Главный бухгалтер                                  _________________  / Е. Н. Смирнова /</w:t>
-        <w:br/>
-        <w:t>Главный инженер                                    _________________  / А. В. Сидоров /</w:t>
-      </w:r>
-    </w:p>
-    <w:p>
-      <w:pPr>
-        <w:sectPr>
-          <w:type w:val="continuous"/>
-          <w:pgSz w:w="11906" w:h="16838"/>
-          <w:pgMar w:top="1134" w:right="850" w:bottom="1134" w:left="1417" w:header="720" w:footer="720" w:gutter="0"/>
-          <w:cols w:space="720" w:num="1" w:equalWidth="1"/>
-          <w:docGrid w:linePitch="360"/>
-        </w:sectPr>
-      </w:pPr>
-    </w:p>
-    <w:p>
-      <w:pPr>
-        <w:spacing w:after="80"/>
-        <w:jc w:val="right"/>
-      </w:pPr>
-      <w:r>
-        <w:rPr>
-          <w:rFonts w:ascii="Times New Roman" w:hAnsi="Times New Roman"/>
-          <w:i/>
-          <w:sz w:val="22"/>
-        </w:rPr>
-        <w:t>Приложение № 1 к приказу № 45-к от 14.09.2026 г.</w:t>
-      </w:r>
-    </w:p>
-    <w:p>
-      <w:pPr>
-        <w:spacing w:after="200"/>
-        <w:jc w:val="center"/>
-      </w:pPr>
-      <w:bookmarkStart w:id="10" w:name="Ведомость_ТО"/>
-      <w:r>
-        <w:rPr>
-          <w:rFonts w:ascii="Times New Roman" w:hAnsi="Times New Roman"/>
-          <w:b/>
-          <w:sz w:val="26"/>
-          <w:color w:val="1F4E79"/>
-        </w:rPr>
-        <w:t>ВЕДОМОСТЬ</w:t>
-      </w:r>
-      <w:bookmarkEnd w:id="10"/>
-      <w:r>
-        <w:rPr>
-          <w:rFonts w:ascii="Times New Roman" w:hAnsi="Times New Roman"/>
-          <w:b/>
-          <w:color w:val="1F4E79"/>
-          <w:sz w:val="26"/>
-        </w:rPr>
-        <w:t xml:space="preserve"> УЧЕТА РАБОЧИХ СТАНЦИЙ И РАСХОДОВ НА МОДЕРНИЗАЦИЮ</w:t>
+        <w:t>2. Стек используемых технологий и инструментов</w:t>
       </w:r>
     </w:p>
     <w:tbl>
       <w:tblPr>
         <w:tblW w:type="auto" w:w="0"/>
         <w:jc w:val="center"/>
-        <w:tblLayout w:type="fixed"/>
         <w:tblLook w:firstColumn="1" w:firstRow="1" w:lastColumn="0" w:lastRow="0" w:noHBand="0" w:noVBand="1" w:val="04A0"/>
-        <w:tblBorders>
-          <w:top w:val="single" w:sz="6" w:space="0" w:color="1F4E79"/>
-          <w:left w:val="single" w:sz="6" w:space="0" w:color="CCCCCC"/>
-          <w:bottom w:val="single" w:sz="8" w:space="0" w:color="1F4E79"/>
-          <w:right w:val="single" w:sz="6" w:space="0" w:color="CCCCCC"/>
-          <w:insideH w:val="single" w:sz="4" w:space="0" w:color="E0E0E0"/>
-          <w:insideV w:val="single" w:sz="4" w:space="0" w:color="E0E0E0"/>
-        </w:tblBorders>
       </w:tblPr>
       <w:tblGrid>
-        <w:gridCol w:w="1821"/>
-        <w:gridCol w:w="1821"/>
-        <w:gridCol w:w="1821"/>
-        <w:gridCol w:w="1821"/>
-        <w:gridCol w:w="1821"/>
-        <w:gridCol w:w="1821"/>
-        <w:gridCol w:w="1821"/>
-        <w:gridCol w:w="1821"/>
+        <w:gridCol w:w="3216"/>
+        <w:gridCol w:w="3216"/>
+        <w:gridCol w:w="3216"/>
       </w:tblGrid>
       <w:tr>
-        <w:trPr>
-          <w:tblHeader/>
-          <w:cantSplit/>
-        </w:trPr>
         <w:tc>
           <w:tcPr>
-            <w:tcW w:type="dxa" w:w="567"/>
-            <w:vAlign w:val="center"/>
-            <w:shd w:fill="1F4E79"/>
+            <w:tcW w:type="dxa" w:w="3216"/>
+            <w:shd w:val="clear" w:color="auto" w:fill="E2E8F0"/>
           </w:tcPr>
           <w:p>
-            <w:pPr>
-              <w:spacing w:line="252" w:lineRule="auto" w:after="40" w:before="40"/>
-              <w:jc w:val="center"/>
-            </w:pPr>
             <w:r>
               <w:rPr>
-                <w:rFonts w:ascii="Times New Roman" w:hAnsi="Times New Roman"/>
                 <w:b/>
-                <w:color w:val="FFFFFF"/>
-                <w:sz w:val="19"/>
               </w:rPr>
-              <w:t>№</w:t>
+              <w:t>Компонент</w:t>
             </w:r>
           </w:p>
         </w:tc>
         <w:tc>
           <w:tcPr>
-            <w:tcW w:type="dxa" w:w="2268"/>
-            <w:vAlign w:val="center"/>
-            <w:shd w:fill="1F4E79"/>
+            <w:tcW w:type="dxa" w:w="3216"/>
+            <w:shd w:val="clear" w:color="auto" w:fill="E2E8F0"/>
           </w:tcPr>
           <w:p>
-            <w:pPr>
-              <w:spacing w:line="252" w:lineRule="auto" w:after="40" w:before="40"/>
-              <w:jc w:val="center"/>
-            </w:pPr>
             <w:r>
               <w:rPr>
-                <w:rFonts w:ascii="Times New Roman" w:hAnsi="Times New Roman"/>
                 <w:b/>
-                <w:color w:val="FFFFFF"/>
-                <w:sz w:val="19"/>
               </w:rPr>
-              <w:t>Наименование оборудования</w:t>
+              <w:t>Версия / Инструмент</w:t>
             </w:r>
           </w:p>
         </w:tc>
         <w:tc>
           <w:tcPr>
-            <w:tcW w:type="dxa" w:w="1247"/>
-            <w:vAlign w:val="center"/>
-            <w:shd w:fill="1F4E79"/>
+            <w:tcW w:type="dxa" w:w="3216"/>
+            <w:shd w:val="clear" w:color="auto" w:fill="E2E8F0"/>
           </w:tcPr>
           <w:p>
-            <w:pPr>
-              <w:spacing w:line="252" w:lineRule="auto" w:after="40" w:before="40"/>
-              <w:jc w:val="center"/>
-            </w:pPr>
             <w:r>
               <w:rPr>
-                <w:rFonts w:ascii="Times New Roman" w:hAnsi="Times New Roman"/>
                 <w:b/>
-                <w:color w:val="FFFFFF"/>
-                <w:sz w:val="19"/>
               </w:rPr>
-              <w:t>Инв. №</w:t>
+              <w:t>Назначение в системе</w:t>
+            </w:r>
+          </w:p>
+        </w:tc>
+      </w:tr>
+      <w:tr>
+        <w:tc>
+          <w:tcPr>
+            <w:tcW w:type="dxa" w:w="3216"/>
+          </w:tcPr>
+          <w:p>
+            <w:r>
+              <w:t>Язык программирования</w:t>
             </w:r>
           </w:p>
         </w:tc>
         <w:tc>
           <w:tcPr>
-            <w:tcW w:type="dxa" w:w="1984"/>
-            <w:vAlign w:val="center"/>
-            <w:shd w:fill="1F4E79"/>
+            <w:tcW w:type="dxa" w:w="3216"/>
           </w:tcPr>
           <w:p>
-            <w:pPr>
-              <w:spacing w:line="252" w:lineRule="auto" w:after="40" w:before="40"/>
-              <w:jc w:val="center"/>
-            </w:pPr>
             <w:r>
-              <w:rPr>
-                <w:rFonts w:ascii="Times New Roman" w:hAnsi="Times New Roman"/>
-                <w:b/>
-                <w:color w:val="FFFFFF"/>
-                <w:sz w:val="19"/>
-              </w:rPr>
-              <w:t>Отдел / Размещение</w:t>
+              <w:t>Python 3.12</w:t>
             </w:r>
           </w:p>
         </w:tc>
         <w:tc>
           <w:tcPr>
-            <w:tcW w:type="dxa" w:w="1814"/>
-            <w:vAlign w:val="center"/>
-            <w:shd w:fill="1F4E79"/>
+            <w:tcW w:type="dxa" w:w="3216"/>
           </w:tcPr>
           <w:p>
-            <w:pPr>
-              <w:spacing w:line="252" w:lineRule="auto" w:after="40" w:before="40"/>
-              <w:jc w:val="center"/>
-            </w:pPr>
             <w:r>
-              <w:rPr>
-                <w:rFonts w:ascii="Times New Roman" w:hAnsi="Times New Roman"/>
-                <w:b/>
-                <w:color w:val="FFFFFF"/>
-                <w:sz w:val="19"/>
-              </w:rPr>
-              <w:t>Ответственное лицо</w:t>
+              <w:t>Основной язык backend-логики</w:t>
+            </w:r>
+          </w:p>
+        </w:tc>
+      </w:tr>
+      <w:tr>
+        <w:tc>
+          <w:tcPr>
+            <w:tcW w:type="dxa" w:w="3216"/>
+          </w:tcPr>
+          <w:p>
+            <w:r>
+              <w:t>Веб-фреймворк</w:t>
             </w:r>
           </w:p>
         </w:tc>
         <w:tc>
           <w:tcPr>
-            <w:tcW w:type="dxa" w:w="2268"/>
-            <w:vAlign w:val="center"/>
-            <w:shd w:fill="1F4E79"/>
+            <w:tcW w:type="dxa" w:w="3216"/>
           </w:tcPr>
           <w:p>
-            <w:pPr>
-              <w:spacing w:line="252" w:lineRule="auto" w:after="40" w:before="40"/>
-              <w:jc w:val="center"/>
-            </w:pPr>
             <w:r>
-              <w:rPr>
-                <w:rFonts w:ascii="Times New Roman" w:hAnsi="Times New Roman"/>
-                <w:b/>
-                <w:color w:val="FFFFFF"/>
-                <w:sz w:val="19"/>
-              </w:rPr>
+              <w:t>Django 5.1.4</w:t>
+            </w:r>
+          </w:p>
+        </w:tc>
+        <w:tc>
+          <w:tcPr>
+            <w:tcW w:type="dxa" w:w="3216"/>
+          </w:tcPr>
+          <w:p>
+            <w:r>
+              <w:t>Архитектурный каркас (MVT), ORM, админ-панель</w:t>
+            </w:r>
+          </w:p>
+        </w:tc>
+      </w:tr>
+      <w:tr>
+        <w:tc>
+          <w:tcPr>
+            <w:tcW w:type="dxa" w:w="3216"/>
+          </w:tcPr>
+          <w:p>
+            <w:r>
+              <w:t>СУБД</w:t>
+            </w:r>
+          </w:p>
+        </w:tc>
+        <w:tc>
+          <w:tcPr>
+            <w:tcW w:type="dxa" w:w="3216"/>
+          </w:tcPr>
+          <w:p>
+            <w:r>
+              <w:t>PostgreSQL 17</w:t>
+            </w:r>
+          </w:p>
+        </w:tc>
+        <w:tc>
+          <w:tcPr>
+            <w:tcW w:type="dxa" w:w="3216"/>
+          </w:tcPr>
+          <w:p>
+            <w:r>
+              <w:t>Основная реляционная база данных для хранения информации</w:t>
+            </w:r>
+          </w:p>
+        </w:tc>
+      </w:tr>
+      <w:tr>
+        <w:tc>
+          <w:tcPr>
+            <w:tcW w:type="dxa" w:w="3216"/>
+          </w:tcPr>
+          <w:p>
+            <w:r>
+              <w:t>Кэш / Сессии</w:t>
+            </w:r>
+          </w:p>
+        </w:tc>
+        <w:tc>
+          <w:tcPr>
+            <w:tcW w:type="dxa" w:w="3216"/>
+          </w:tcPr>
+          <w:p>
+            <w:r>
+              <w:t>Redis 8</w:t>
+            </w:r>
+          </w:p>
+        </w:tc>
+        <w:tc>
+          <w:tcPr>
+            <w:tcW w:type="dxa" w:w="3216"/>
+          </w:tcPr>
+          <w:p>
+            <w:r>
+              <w:t>Хранение пользовательских сессий и быстрое кэширование</w:t>
+            </w:r>
+          </w:p>
+        </w:tc>
+      </w:tr>
+      <w:tr>
+        <w:tc>
+          <w:tcPr>
+            <w:tcW w:type="dxa" w:w="3216"/>
+          </w:tcPr>
+          <w:p>
+            <w:r>
+              <w:t>Драйвер БД</w:t>
+            </w:r>
+          </w:p>
+        </w:tc>
+        <w:tc>
+          <w:tcPr>
+            <w:tcW w:type="dxa" w:w="3216"/>
+          </w:tcPr>
+          <w:p>
+            <w:r>
+              <w:t>psycopg2-binary 2.9.10</w:t>
+            </w:r>
+          </w:p>
+        </w:tc>
+        <w:tc>
+          <w:tcPr>
+            <w:tcW w:type="dxa" w:w="3216"/>
+          </w:tcPr>
+          <w:p>
+            <w:r>
+              <w:t>Адаптер подключения Django к PostgreSQL</w:t>
+            </w:r>
+          </w:p>
+        </w:tc>
+      </w:tr>
+      <w:tr>
+        <w:tc>
+          <w:tcPr>
+            <w:tcW w:type="dxa" w:w="3216"/>
+          </w:tcPr>
+          <w:p>
+            <w:r>
               <w:t>Конфигурация</w:t>
             </w:r>
           </w:p>
         </w:tc>
         <w:tc>
           <w:tcPr>
-            <w:tcW w:type="dxa" w:w="2835"/>
-            <w:vAlign w:val="center"/>
-            <w:shd w:fill="1F4E79"/>
+            <w:tcW w:type="dxa" w:w="3216"/>
           </w:tcPr>
           <w:p>
-            <w:pPr>
-              <w:spacing w:line="252" w:lineRule="auto" w:after="40" w:before="40"/>
-              <w:jc w:val="center"/>
-            </w:pPr>
             <w:r>
-              <w:rPr>
-                <w:rFonts w:ascii="Times New Roman" w:hAnsi="Times New Roman"/>
-                <w:b/>
-                <w:color w:val="FFFFFF"/>
-                <w:sz w:val="19"/>
-              </w:rPr>
-              <w:t>Планируемые работы (ТО)</w:t>
+              <w:t>python-dotenv 1.0.1</w:t>
             </w:r>
           </w:p>
         </w:tc>
         <w:tc>
           <w:tcPr>
-            <w:tcW w:type="dxa" w:w="1587"/>
-            <w:vAlign w:val="center"/>
-            <w:shd w:fill="1F4E79"/>
+            <w:tcW w:type="dxa" w:w="3216"/>
           </w:tcPr>
           <w:p>
-            <w:pPr>
-              <w:spacing w:line="252" w:lineRule="auto" w:after="40" w:before="40"/>
-              <w:jc w:val="center"/>
-            </w:pPr>
             <w:r>
-              <w:rPr>
-                <w:rFonts w:ascii="Times New Roman" w:hAnsi="Times New Roman"/>
-                <w:b/>
-                <w:color w:val="FFFFFF"/>
-                <w:sz w:val="19"/>
-              </w:rPr>
-              <w:t>Стоимость (руб.)</w:t>
+              <w:t>Вынесение параметров и секретов в .env</w:t>
             </w:r>
           </w:p>
         </w:tc>
       </w:tr>
       <w:tr>
-        <w:trPr>
-          <w:cantSplit/>
-        </w:trPr>
         <w:tc>
           <w:tcPr>
-            <w:tcW w:type="dxa" w:w="567"/>
-            <w:vAlign w:val="center"/>
+            <w:tcW w:type="dxa" w:w="3216"/>
           </w:tcPr>
           <w:p>
-            <w:pPr>
-              <w:spacing w:line="252" w:lineRule="auto" w:after="40" w:before="40"/>
-              <w:jc w:val="center"/>
-            </w:pPr>
             <w:r>
-              <w:rPr>
-                <w:rFonts w:ascii="Times New Roman" w:hAnsi="Times New Roman"/>
-                <w:sz w:val="18"/>
-              </w:rPr>
-              <w:t>1</w:t>
+              <w:t>Контроль версий</w:t>
             </w:r>
           </w:p>
         </w:tc>
         <w:tc>
           <w:tcPr>
-            <w:tcW w:type="dxa" w:w="2268"/>
-            <w:vAlign w:val="center"/>
+            <w:tcW w:type="dxa" w:w="3216"/>
           </w:tcPr>
           <w:p>
-            <w:pPr>
-              <w:spacing w:line="252" w:lineRule="auto" w:after="40" w:before="40"/>
-              <w:jc w:val="left"/>
-            </w:pPr>
             <w:r>
-              <w:rPr>
-                <w:rFonts w:ascii="Times New Roman" w:hAnsi="Times New Roman"/>
-                <w:sz w:val="18"/>
-              </w:rPr>
-              <w:t>Рабочая станция CAD-01</w:t>
+              <w:t>Git / GitHub</w:t>
             </w:r>
           </w:p>
         </w:tc>
         <w:tc>
           <w:tcPr>
-            <w:tcW w:type="dxa" w:w="1247"/>
-            <w:vAlign w:val="center"/>
+            <w:tcW w:type="dxa" w:w="3216"/>
           </w:tcPr>
           <w:p>
-            <w:pPr>
-              <w:spacing w:line="252" w:lineRule="auto" w:after="40" w:before="40"/>
-              <w:jc w:val="center"/>
-            </w:pPr>
             <w:r>
-              <w:rPr>
-                <w:rFonts w:ascii="Times New Roman" w:hAnsi="Times New Roman"/>
-                <w:sz w:val="18"/>
-              </w:rPr>
-              <w:t>ИНВ-00412</w:t>
+              <w:t>Управление версиями проекта (m0psiko/IT)</w:t>
+            </w:r>
+          </w:p>
+        </w:tc>
+      </w:tr>
+      <w:tr>
+        <w:tc>
+          <w:tcPr>
+            <w:tcW w:type="dxa" w:w="3216"/>
+          </w:tcPr>
+          <w:p>
+            <w:r>
+              <w:t>Среда разработки</w:t>
             </w:r>
           </w:p>
         </w:tc>
         <w:tc>
           <w:tcPr>
-            <w:tcW w:type="dxa" w:w="1984"/>
-            <w:vAlign w:val="center"/>
+            <w:tcW w:type="dxa" w:w="3216"/>
           </w:tcPr>
           <w:p>
-            <w:pPr>
-              <w:spacing w:line="252" w:lineRule="auto" w:after="40" w:before="40"/>
-              <w:jc w:val="left"/>
-            </w:pPr>
             <w:r>
-              <w:rPr>
-                <w:rFonts w:ascii="Times New Roman" w:hAnsi="Times New Roman"/>
-                <w:sz w:val="18"/>
-              </w:rPr>
-              <w:t>Проектно-конструкторский</w:t>
+              <w:t>VS Code / debugpy</w:t>
             </w:r>
           </w:p>
         </w:tc>
         <w:tc>
           <w:tcPr>
-            <w:tcW w:type="dxa" w:w="1814"/>
-            <w:vAlign w:val="center"/>
+            <w:tcW w:type="dxa" w:w="3216"/>
           </w:tcPr>
           <w:p>
-            <w:pPr>
-              <w:spacing w:line="252" w:lineRule="auto" w:after="40" w:before="40"/>
-              <w:jc w:val="left"/>
-            </w:pPr>
             <w:r>
-              <w:rPr>
-                <w:rFonts w:ascii="Times New Roman" w:hAnsi="Times New Roman"/>
-                <w:sz w:val="18"/>
-              </w:rPr>
-              <w:t>Смирнов В. А.</w:t>
-            </w:r>
-          </w:p>
-        </w:tc>
-        <w:tc>
-          <w:tcPr>
-            <w:tcW w:type="dxa" w:w="2268"/>
-            <w:vAlign w:val="center"/>
-          </w:tcPr>
-          <w:p>
-            <w:pPr>
-              <w:spacing w:line="252" w:lineRule="auto" w:after="40" w:before="40"/>
-              <w:jc w:val="left"/>
-            </w:pPr>
-            <w:r>
-              <w:rPr>
-                <w:rFonts w:ascii="Times New Roman" w:hAnsi="Times New Roman"/>
-                <w:sz w:val="18"/>
-              </w:rPr>
-              <w:t>Intel Core i7, 16GB, RTX 3060</w:t>
-            </w:r>
-          </w:p>
-        </w:tc>
-        <w:tc>
-          <w:tcPr>
-            <w:tcW w:type="dxa" w:w="2835"/>
-            <w:vAlign w:val="center"/>
-          </w:tcPr>
-          <w:p>
-            <w:pPr>
-              <w:spacing w:line="252" w:lineRule="auto" w:after="40" w:before="40"/>
-              <w:jc w:val="left"/>
-            </w:pPr>
-            <w:r>
-              <w:rPr>
-                <w:rFonts w:ascii="Times New Roman" w:hAnsi="Times New Roman"/>
-                <w:sz w:val="18"/>
-              </w:rPr>
-              <w:t>Замена термопасты, чистка, апгрейд RAM до 32GB</w:t>
-            </w:r>
-          </w:p>
-        </w:tc>
-        <w:tc>
-          <w:tcPr>
-            <w:tcW w:type="dxa" w:w="1587"/>
-            <w:vAlign w:val="center"/>
-          </w:tcPr>
-          <w:p>
-            <w:pPr>
-              <w:spacing w:line="252" w:lineRule="auto" w:after="40" w:before="40"/>
-              <w:jc w:val="right"/>
-            </w:pPr>
-            <w:r>
-              <w:rPr>
-                <w:rFonts w:ascii="Times New Roman" w:hAnsi="Times New Roman"/>
-                <w:sz w:val="18"/>
-              </w:rPr>
-              <w:t>14 500</w:t>
-            </w:r>
-          </w:p>
-        </w:tc>
-      </w:tr>
-      <w:tr>
-        <w:trPr>
-          <w:cantSplit/>
-        </w:trPr>
-        <w:tc>
-          <w:tcPr>
-            <w:tcW w:type="dxa" w:w="567"/>
-            <w:vAlign w:val="center"/>
-            <w:shd w:fill="F4F8FA"/>
-          </w:tcPr>
-          <w:p>
-            <w:pPr>
-              <w:spacing w:line="252" w:lineRule="auto" w:after="40" w:before="40"/>
-              <w:jc w:val="center"/>
-            </w:pPr>
-            <w:r>
-              <w:rPr>
-                <w:rFonts w:ascii="Times New Roman" w:hAnsi="Times New Roman"/>
-                <w:sz w:val="18"/>
-              </w:rPr>
-              <w:t>2</w:t>
-            </w:r>
-          </w:p>
-        </w:tc>
-        <w:tc>
-          <w:tcPr>
-            <w:tcW w:type="dxa" w:w="2268"/>
-            <w:vAlign w:val="center"/>
-            <w:shd w:fill="F4F8FA"/>
-          </w:tcPr>
-          <w:p>
-            <w:pPr>
-              <w:spacing w:line="252" w:lineRule="auto" w:after="40" w:before="40"/>
-              <w:jc w:val="left"/>
-            </w:pPr>
-            <w:r>
-              <w:rPr>
-                <w:rFonts w:ascii="Times New Roman" w:hAnsi="Times New Roman"/>
-                <w:sz w:val="18"/>
-              </w:rPr>
-              <w:t>Рабочая станция CAD-02</w:t>
-            </w:r>
-          </w:p>
-        </w:tc>
-        <w:tc>
-          <w:tcPr>
-            <w:tcW w:type="dxa" w:w="1247"/>
-            <w:vAlign w:val="center"/>
-            <w:shd w:fill="F4F8FA"/>
-          </w:tcPr>
-          <w:p>
-            <w:pPr>
-              <w:spacing w:line="252" w:lineRule="auto" w:after="40" w:before="40"/>
-              <w:jc w:val="center"/>
-            </w:pPr>
-            <w:r>
-              <w:rPr>
-                <w:rFonts w:ascii="Times New Roman" w:hAnsi="Times New Roman"/>
-                <w:sz w:val="18"/>
-              </w:rPr>
-              <w:t>ИНВ-00413</w:t>
-            </w:r>
-          </w:p>
-        </w:tc>
-        <w:tc>
-          <w:tcPr>
-            <w:tcW w:type="dxa" w:w="1984"/>
-            <w:vAlign w:val="center"/>
-            <w:shd w:fill="F4F8FA"/>
-          </w:tcPr>
-          <w:p>
-            <w:pPr>
-              <w:spacing w:line="252" w:lineRule="auto" w:after="40" w:before="40"/>
-              <w:jc w:val="left"/>
-            </w:pPr>
-            <w:r>
-              <w:rPr>
-                <w:rFonts w:ascii="Times New Roman" w:hAnsi="Times New Roman"/>
-                <w:sz w:val="18"/>
-              </w:rPr>
-              <w:t>Проектно-конструкторский</w:t>
-            </w:r>
-          </w:p>
-        </w:tc>
-        <w:tc>
-          <w:tcPr>
-            <w:tcW w:type="dxa" w:w="1814"/>
-            <w:vAlign w:val="center"/>
-            <w:shd w:fill="F4F8FA"/>
-          </w:tcPr>
-          <w:p>
-            <w:pPr>
-              <w:spacing w:line="252" w:lineRule="auto" w:after="40" w:before="40"/>
-              <w:jc w:val="left"/>
-            </w:pPr>
-            <w:r>
-              <w:rPr>
-                <w:rFonts w:ascii="Times New Roman" w:hAnsi="Times New Roman"/>
-                <w:sz w:val="18"/>
-              </w:rPr>
-              <w:t>Кузнецов Д. И.</w:t>
-            </w:r>
-          </w:p>
-        </w:tc>
-        <w:tc>
-          <w:tcPr>
-            <w:tcW w:type="dxa" w:w="2268"/>
-            <w:vAlign w:val="center"/>
-            <w:shd w:fill="F4F8FA"/>
-          </w:tcPr>
-          <w:p>
-            <w:pPr>
-              <w:spacing w:line="252" w:lineRule="auto" w:after="40" w:before="40"/>
-              <w:jc w:val="left"/>
-            </w:pPr>
-            <w:r>
-              <w:rPr>
-                <w:rFonts w:ascii="Times New Roman" w:hAnsi="Times New Roman"/>
-                <w:sz w:val="18"/>
-              </w:rPr>
-              <w:t>Intel Core i7, 16GB, RTX 3060</w:t>
-            </w:r>
-          </w:p>
-        </w:tc>
-        <w:tc>
-          <w:tcPr>
-            <w:tcW w:type="dxa" w:w="2835"/>
-            <w:vAlign w:val="center"/>
-            <w:shd w:fill="F4F8FA"/>
-          </w:tcPr>
-          <w:p>
-            <w:pPr>
-              <w:spacing w:line="252" w:lineRule="auto" w:after="40" w:before="40"/>
-              <w:jc w:val="left"/>
-            </w:pPr>
-            <w:r>
-              <w:rPr>
-                <w:rFonts w:ascii="Times New Roman" w:hAnsi="Times New Roman"/>
-                <w:sz w:val="18"/>
-              </w:rPr>
-              <w:t>Чистка СО, установка SSD 1TB NVMe Samsung</w:t>
-            </w:r>
-          </w:p>
-        </w:tc>
-        <w:tc>
-          <w:tcPr>
-            <w:tcW w:type="dxa" w:w="1587"/>
-            <w:vAlign w:val="center"/>
-            <w:shd w:fill="F4F8FA"/>
-          </w:tcPr>
-          <w:p>
-            <w:pPr>
-              <w:spacing w:line="252" w:lineRule="auto" w:after="40" w:before="40"/>
-              <w:jc w:val="right"/>
-            </w:pPr>
-            <w:r>
-              <w:rPr>
-                <w:rFonts w:ascii="Times New Roman" w:hAnsi="Times New Roman"/>
-                <w:sz w:val="18"/>
-              </w:rPr>
-              <w:t>11 200</w:t>
-            </w:r>
-          </w:p>
-        </w:tc>
-      </w:tr>
-      <w:tr>
-        <w:trPr>
-          <w:cantSplit/>
-        </w:trPr>
-        <w:tc>
-          <w:tcPr>
-            <w:tcW w:type="dxa" w:w="567"/>
-            <w:vAlign w:val="center"/>
-          </w:tcPr>
-          <w:p>
-            <w:pPr>
-              <w:spacing w:line="252" w:lineRule="auto" w:after="40" w:before="40"/>
-              <w:jc w:val="center"/>
-            </w:pPr>
-            <w:r>
-              <w:rPr>
-                <w:rFonts w:ascii="Times New Roman" w:hAnsi="Times New Roman"/>
-                <w:sz w:val="18"/>
-              </w:rPr>
-              <w:t>3</w:t>
-            </w:r>
-          </w:p>
-        </w:tc>
-        <w:tc>
-          <w:tcPr>
-            <w:tcW w:type="dxa" w:w="2268"/>
-            <w:vAlign w:val="center"/>
-          </w:tcPr>
-          <w:p>
-            <w:pPr>
-              <w:spacing w:line="252" w:lineRule="auto" w:after="40" w:before="40"/>
-              <w:jc w:val="left"/>
-            </w:pPr>
-            <w:r>
-              <w:rPr>
-                <w:rFonts w:ascii="Times New Roman" w:hAnsi="Times New Roman"/>
-                <w:sz w:val="18"/>
-              </w:rPr>
-              <w:t>Рабочая станция 3D-Max</w:t>
-            </w:r>
-          </w:p>
-        </w:tc>
-        <w:tc>
-          <w:tcPr>
-            <w:tcW w:type="dxa" w:w="1247"/>
-            <w:vAlign w:val="center"/>
-          </w:tcPr>
-          <w:p>
-            <w:pPr>
-              <w:spacing w:line="252" w:lineRule="auto" w:after="40" w:before="40"/>
-              <w:jc w:val="center"/>
-            </w:pPr>
-            <w:r>
-              <w:rPr>
-                <w:rFonts w:ascii="Times New Roman" w:hAnsi="Times New Roman"/>
-                <w:sz w:val="18"/>
-              </w:rPr>
-              <w:t>ИНВ-00415</w:t>
-            </w:r>
-          </w:p>
-        </w:tc>
-        <w:tc>
-          <w:tcPr>
-            <w:tcW w:type="dxa" w:w="1984"/>
-            <w:vAlign w:val="center"/>
-          </w:tcPr>
-          <w:p>
-            <w:pPr>
-              <w:spacing w:line="252" w:lineRule="auto" w:after="40" w:before="40"/>
-              <w:jc w:val="left"/>
-            </w:pPr>
-            <w:r>
-              <w:rPr>
-                <w:rFonts w:ascii="Times New Roman" w:hAnsi="Times New Roman"/>
-                <w:sz w:val="18"/>
-              </w:rPr>
-              <w:t>Отдел визуализации и дизайна</w:t>
-            </w:r>
-          </w:p>
-        </w:tc>
-        <w:tc>
-          <w:tcPr>
-            <w:tcW w:type="dxa" w:w="1814"/>
-            <w:vAlign w:val="center"/>
-          </w:tcPr>
-          <w:p>
-            <w:pPr>
-              <w:spacing w:line="252" w:lineRule="auto" w:after="40" w:before="40"/>
-              <w:jc w:val="left"/>
-            </w:pPr>
-            <w:r>
-              <w:rPr>
-                <w:rFonts w:ascii="Times New Roman" w:hAnsi="Times New Roman"/>
-                <w:sz w:val="18"/>
-              </w:rPr>
-              <w:t>Васильева Е. П.</w:t>
-            </w:r>
-          </w:p>
-        </w:tc>
-        <w:tc>
-          <w:tcPr>
-            <w:tcW w:type="dxa" w:w="2268"/>
-            <w:vAlign w:val="center"/>
-          </w:tcPr>
-          <w:p>
-            <w:pPr>
-              <w:spacing w:line="252" w:lineRule="auto" w:after="40" w:before="40"/>
-              <w:jc w:val="left"/>
-            </w:pPr>
-            <w:r>
-              <w:rPr>
-                <w:rFonts w:ascii="Times New Roman" w:hAnsi="Times New Roman"/>
-                <w:sz w:val="18"/>
-              </w:rPr>
-              <w:t>AMD Ryzen 9, 32GB, RTX 4070</w:t>
-            </w:r>
-          </w:p>
-        </w:tc>
-        <w:tc>
-          <w:tcPr>
-            <w:tcW w:type="dxa" w:w="2835"/>
-            <w:vAlign w:val="center"/>
-          </w:tcPr>
-          <w:p>
-            <w:pPr>
-              <w:spacing w:line="252" w:lineRule="auto" w:after="40" w:before="40"/>
-              <w:jc w:val="left"/>
-            </w:pPr>
-            <w:r>
-              <w:rPr>
-                <w:rFonts w:ascii="Times New Roman" w:hAnsi="Times New Roman"/>
-                <w:sz w:val="18"/>
-              </w:rPr>
-              <w:t>Плановое ТО, замена вентиляторов корпуса</w:t>
-            </w:r>
-          </w:p>
-        </w:tc>
-        <w:tc>
-          <w:tcPr>
-            <w:tcW w:type="dxa" w:w="1587"/>
-            <w:vAlign w:val="center"/>
-          </w:tcPr>
-          <w:p>
-            <w:pPr>
-              <w:spacing w:line="252" w:lineRule="auto" w:after="40" w:before="40"/>
-              <w:jc w:val="right"/>
-            </w:pPr>
-            <w:r>
-              <w:rPr>
-                <w:rFonts w:ascii="Times New Roman" w:hAnsi="Times New Roman"/>
-                <w:sz w:val="18"/>
-              </w:rPr>
-              <w:t>8 500</w:t>
-            </w:r>
-          </w:p>
-        </w:tc>
-      </w:tr>
-      <w:tr>
-        <w:trPr>
-          <w:cantSplit/>
-        </w:trPr>
-        <w:tc>
-          <w:tcPr>
-            <w:tcW w:type="dxa" w:w="567"/>
-            <w:vAlign w:val="center"/>
-            <w:shd w:fill="F4F8FA"/>
-          </w:tcPr>
-          <w:p>
-            <w:pPr>
-              <w:spacing w:line="252" w:lineRule="auto" w:after="40" w:before="40"/>
-              <w:jc w:val="center"/>
-            </w:pPr>
-            <w:r>
-              <w:rPr>
-                <w:rFonts w:ascii="Times New Roman" w:hAnsi="Times New Roman"/>
-                <w:sz w:val="18"/>
-              </w:rPr>
-              <w:t>4</w:t>
-            </w:r>
-          </w:p>
-        </w:tc>
-        <w:tc>
-          <w:tcPr>
-            <w:tcW w:type="dxa" w:w="2268"/>
-            <w:vAlign w:val="center"/>
-            <w:shd w:fill="F4F8FA"/>
-          </w:tcPr>
-          <w:p>
-            <w:pPr>
-              <w:spacing w:line="252" w:lineRule="auto" w:after="40" w:before="40"/>
-              <w:jc w:val="left"/>
-            </w:pPr>
-            <w:r>
-              <w:rPr>
-                <w:rFonts w:ascii="Times New Roman" w:hAnsi="Times New Roman"/>
-                <w:sz w:val="18"/>
-              </w:rPr>
-              <w:t>Сервер баз данных 1С</w:t>
-            </w:r>
-          </w:p>
-        </w:tc>
-        <w:tc>
-          <w:tcPr>
-            <w:tcW w:type="dxa" w:w="1247"/>
-            <w:vAlign w:val="center"/>
-            <w:shd w:fill="F4F8FA"/>
-          </w:tcPr>
-          <w:p>
-            <w:pPr>
-              <w:spacing w:line="252" w:lineRule="auto" w:after="40" w:before="40"/>
-              <w:jc w:val="center"/>
-            </w:pPr>
-            <w:r>
-              <w:rPr>
-                <w:rFonts w:ascii="Times New Roman" w:hAnsi="Times New Roman"/>
-                <w:sz w:val="18"/>
-              </w:rPr>
-              <w:t>ИНВ-00201</w:t>
-            </w:r>
-          </w:p>
-        </w:tc>
-        <w:tc>
-          <w:tcPr>
-            <w:tcW w:type="dxa" w:w="1984"/>
-            <w:vAlign w:val="center"/>
-            <w:shd w:fill="F4F8FA"/>
-          </w:tcPr>
-          <w:p>
-            <w:pPr>
-              <w:spacing w:line="252" w:lineRule="auto" w:after="40" w:before="40"/>
-              <w:jc w:val="left"/>
-            </w:pPr>
-            <w:r>
-              <w:rPr>
-                <w:rFonts w:ascii="Times New Roman" w:hAnsi="Times New Roman"/>
-                <w:sz w:val="18"/>
-              </w:rPr>
-              <w:t>Серверная (ИТ-отдел)</w:t>
-            </w:r>
-          </w:p>
-        </w:tc>
-        <w:tc>
-          <w:tcPr>
-            <w:tcW w:type="dxa" w:w="1814"/>
-            <w:vAlign w:val="center"/>
-            <w:shd w:fill="F4F8FA"/>
-          </w:tcPr>
-          <w:p>
-            <w:pPr>
-              <w:spacing w:line="252" w:lineRule="auto" w:after="40" w:before="40"/>
-              <w:jc w:val="left"/>
-            </w:pPr>
-            <w:r>
-              <w:rPr>
-                <w:rFonts w:ascii="Times New Roman" w:hAnsi="Times New Roman"/>
-                <w:sz w:val="18"/>
-              </w:rPr>
-              <w:t>Петров П. С.</w:t>
-            </w:r>
-          </w:p>
-        </w:tc>
-        <w:tc>
-          <w:tcPr>
-            <w:tcW w:type="dxa" w:w="2268"/>
-            <w:vAlign w:val="center"/>
-            <w:shd w:fill="F4F8FA"/>
-          </w:tcPr>
-          <w:p>
-            <w:pPr>
-              <w:spacing w:line="252" w:lineRule="auto" w:after="40" w:before="40"/>
-              <w:jc w:val="left"/>
-            </w:pPr>
-            <w:r>
-              <w:rPr>
-                <w:rFonts w:ascii="Times New Roman" w:hAnsi="Times New Roman"/>
-                <w:sz w:val="18"/>
-              </w:rPr>
-              <w:t>2x Xeon Gold, 64GB ECC, RAID 10</w:t>
-            </w:r>
-          </w:p>
-        </w:tc>
-        <w:tc>
-          <w:tcPr>
-            <w:tcW w:type="dxa" w:w="2835"/>
-            <w:vAlign w:val="center"/>
-            <w:shd w:fill="F4F8FA"/>
-          </w:tcPr>
-          <w:p>
-            <w:pPr>
-              <w:spacing w:line="252" w:lineRule="auto" w:after="40" w:before="40"/>
-              <w:jc w:val="left"/>
-            </w:pPr>
-            <w:r>
-              <w:rPr>
-                <w:rFonts w:ascii="Times New Roman" w:hAnsi="Times New Roman"/>
-                <w:sz w:val="18"/>
-              </w:rPr>
-              <w:t>Диагностика RAID, замена накопителя SAS 2TB</w:t>
-            </w:r>
-          </w:p>
-        </w:tc>
-        <w:tc>
-          <w:tcPr>
-            <w:tcW w:type="dxa" w:w="1587"/>
-            <w:vAlign w:val="center"/>
-            <w:shd w:fill="F4F8FA"/>
-          </w:tcPr>
-          <w:p>
-            <w:pPr>
-              <w:spacing w:line="252" w:lineRule="auto" w:after="40" w:before="40"/>
-              <w:jc w:val="right"/>
-            </w:pPr>
-            <w:r>
-              <w:rPr>
-                <w:rFonts w:ascii="Times New Roman" w:hAnsi="Times New Roman"/>
-                <w:sz w:val="18"/>
-              </w:rPr>
-              <w:t>42 000</w:t>
-            </w:r>
-          </w:p>
-        </w:tc>
-      </w:tr>
-      <w:tr>
-        <w:trPr>
-          <w:cantSplit/>
-        </w:trPr>
-        <w:tc>
-          <w:tcPr>
-            <w:tcW w:type="dxa" w:w="567"/>
-            <w:vAlign w:val="center"/>
-          </w:tcPr>
-          <w:p>
-            <w:pPr>
-              <w:spacing w:line="252" w:lineRule="auto" w:after="40" w:before="40"/>
-              <w:jc w:val="center"/>
-            </w:pPr>
-            <w:r>
-              <w:rPr>
-                <w:rFonts w:ascii="Times New Roman" w:hAnsi="Times New Roman"/>
-                <w:sz w:val="18"/>
-              </w:rPr>
-              <w:t>5</w:t>
-            </w:r>
-          </w:p>
-        </w:tc>
-        <w:tc>
-          <w:tcPr>
-            <w:tcW w:type="dxa" w:w="2268"/>
-            <w:vAlign w:val="center"/>
-          </w:tcPr>
-          <w:p>
-            <w:pPr>
-              <w:spacing w:line="252" w:lineRule="auto" w:after="40" w:before="40"/>
-              <w:jc w:val="left"/>
-            </w:pPr>
-            <w:r>
-              <w:rPr>
-                <w:rFonts w:ascii="Times New Roman" w:hAnsi="Times New Roman"/>
-                <w:sz w:val="18"/>
-              </w:rPr>
-              <w:t>ПК Бухгалтерия (Главбух)</w:t>
-            </w:r>
-          </w:p>
-        </w:tc>
-        <w:tc>
-          <w:tcPr>
-            <w:tcW w:type="dxa" w:w="1247"/>
-            <w:vAlign w:val="center"/>
-          </w:tcPr>
-          <w:p>
-            <w:pPr>
-              <w:spacing w:line="252" w:lineRule="auto" w:after="40" w:before="40"/>
-              <w:jc w:val="center"/>
-            </w:pPr>
-            <w:r>
-              <w:rPr>
-                <w:rFonts w:ascii="Times New Roman" w:hAnsi="Times New Roman"/>
-                <w:sz w:val="18"/>
-              </w:rPr>
-              <w:t>ИНВ-00305</w:t>
-            </w:r>
-          </w:p>
-        </w:tc>
-        <w:tc>
-          <w:tcPr>
-            <w:tcW w:type="dxa" w:w="1984"/>
-            <w:vAlign w:val="center"/>
-          </w:tcPr>
-          <w:p>
-            <w:pPr>
-              <w:spacing w:line="252" w:lineRule="auto" w:after="40" w:before="40"/>
-              <w:jc w:val="left"/>
-            </w:pPr>
-            <w:r>
-              <w:rPr>
-                <w:rFonts w:ascii="Times New Roman" w:hAnsi="Times New Roman"/>
-                <w:sz w:val="18"/>
-              </w:rPr>
-              <w:t>Бухгалтерия и учет</w:t>
-            </w:r>
-          </w:p>
-        </w:tc>
-        <w:tc>
-          <w:tcPr>
-            <w:tcW w:type="dxa" w:w="1814"/>
-            <w:vAlign w:val="center"/>
-          </w:tcPr>
-          <w:p>
-            <w:pPr>
-              <w:spacing w:line="252" w:lineRule="auto" w:after="40" w:before="40"/>
-              <w:jc w:val="left"/>
-            </w:pPr>
-            <w:r>
-              <w:rPr>
-                <w:rFonts w:ascii="Times New Roman" w:hAnsi="Times New Roman"/>
-                <w:sz w:val="18"/>
-              </w:rPr>
-              <w:t>Смирнова Е. Н.</w:t>
-            </w:r>
-          </w:p>
-        </w:tc>
-        <w:tc>
-          <w:tcPr>
-            <w:tcW w:type="dxa" w:w="2268"/>
-            <w:vAlign w:val="center"/>
-          </w:tcPr>
-          <w:p>
-            <w:pPr>
-              <w:spacing w:line="252" w:lineRule="auto" w:after="40" w:before="40"/>
-              <w:jc w:val="left"/>
-            </w:pPr>
-            <w:r>
-              <w:rPr>
-                <w:rFonts w:ascii="Times New Roman" w:hAnsi="Times New Roman"/>
-                <w:sz w:val="18"/>
-              </w:rPr>
-              <w:t>Intel Core i5, 8GB, HDD 1TB</w:t>
-            </w:r>
-          </w:p>
-        </w:tc>
-        <w:tc>
-          <w:tcPr>
-            <w:tcW w:type="dxa" w:w="2835"/>
-            <w:vAlign w:val="center"/>
-          </w:tcPr>
-          <w:p>
-            <w:pPr>
-              <w:spacing w:line="252" w:lineRule="auto" w:after="40" w:before="40"/>
-              <w:jc w:val="left"/>
-            </w:pPr>
-            <w:r>
-              <w:rPr>
-                <w:rFonts w:ascii="Times New Roman" w:hAnsi="Times New Roman"/>
-                <w:sz w:val="18"/>
-              </w:rPr>
-              <w:t>Замена HDD на SSD 500GB, чистка, переустановка ПО</w:t>
-            </w:r>
-          </w:p>
-        </w:tc>
-        <w:tc>
-          <w:tcPr>
-            <w:tcW w:type="dxa" w:w="1587"/>
-            <w:vAlign w:val="center"/>
-          </w:tcPr>
-          <w:p>
-            <w:pPr>
-              <w:spacing w:line="252" w:lineRule="auto" w:after="40" w:before="40"/>
-              <w:jc w:val="right"/>
-            </w:pPr>
-            <w:r>
-              <w:rPr>
-                <w:rFonts w:ascii="Times New Roman" w:hAnsi="Times New Roman"/>
-                <w:sz w:val="18"/>
-              </w:rPr>
-              <w:t>9 800</w:t>
-            </w:r>
-          </w:p>
-        </w:tc>
-      </w:tr>
-      <w:tr>
-        <w:trPr>
-          <w:cantSplit/>
-        </w:trPr>
-        <w:tc>
-          <w:tcPr>
-            <w:tcW w:type="dxa" w:w="567"/>
-            <w:vAlign w:val="center"/>
-            <w:shd w:fill="F4F8FA"/>
-          </w:tcPr>
-          <w:p>
-            <w:pPr>
-              <w:spacing w:line="252" w:lineRule="auto" w:after="40" w:before="40"/>
-              <w:jc w:val="center"/>
-            </w:pPr>
-            <w:r>
-              <w:rPr>
-                <w:rFonts w:ascii="Times New Roman" w:hAnsi="Times New Roman"/>
-                <w:sz w:val="18"/>
-              </w:rPr>
-              <w:t>6</w:t>
-            </w:r>
-          </w:p>
-        </w:tc>
-        <w:tc>
-          <w:tcPr>
-            <w:tcW w:type="dxa" w:w="2268"/>
-            <w:vAlign w:val="center"/>
-            <w:shd w:fill="F4F8FA"/>
-          </w:tcPr>
-          <w:p>
-            <w:pPr>
-              <w:spacing w:line="252" w:lineRule="auto" w:after="40" w:before="40"/>
-              <w:jc w:val="left"/>
-            </w:pPr>
-            <w:r>
-              <w:rPr>
-                <w:rFonts w:ascii="Times New Roman" w:hAnsi="Times New Roman"/>
-                <w:sz w:val="18"/>
-              </w:rPr>
-              <w:t>ПК Расчетный отдел</w:t>
-            </w:r>
-          </w:p>
-        </w:tc>
-        <w:tc>
-          <w:tcPr>
-            <w:tcW w:type="dxa" w:w="1247"/>
-            <w:vAlign w:val="center"/>
-            <w:shd w:fill="F4F8FA"/>
-          </w:tcPr>
-          <w:p>
-            <w:pPr>
-              <w:spacing w:line="252" w:lineRule="auto" w:after="40" w:before="40"/>
-              <w:jc w:val="center"/>
-            </w:pPr>
-            <w:r>
-              <w:rPr>
-                <w:rFonts w:ascii="Times New Roman" w:hAnsi="Times New Roman"/>
-                <w:sz w:val="18"/>
-              </w:rPr>
-              <w:t>ИНВ-00306</w:t>
-            </w:r>
-          </w:p>
-        </w:tc>
-        <w:tc>
-          <w:tcPr>
-            <w:tcW w:type="dxa" w:w="1984"/>
-            <w:vAlign w:val="center"/>
-            <w:shd w:fill="F4F8FA"/>
-          </w:tcPr>
-          <w:p>
-            <w:pPr>
-              <w:spacing w:line="252" w:lineRule="auto" w:after="40" w:before="40"/>
-              <w:jc w:val="left"/>
-            </w:pPr>
-            <w:r>
-              <w:rPr>
-                <w:rFonts w:ascii="Times New Roman" w:hAnsi="Times New Roman"/>
-                <w:sz w:val="18"/>
-              </w:rPr>
-              <w:t>Бухгалтерия и учет</w:t>
-            </w:r>
-          </w:p>
-        </w:tc>
-        <w:tc>
-          <w:tcPr>
-            <w:tcW w:type="dxa" w:w="1814"/>
-            <w:vAlign w:val="center"/>
-            <w:shd w:fill="F4F8FA"/>
-          </w:tcPr>
-          <w:p>
-            <w:pPr>
-              <w:spacing w:line="252" w:lineRule="auto" w:after="40" w:before="40"/>
-              <w:jc w:val="left"/>
-            </w:pPr>
-            <w:r>
-              <w:rPr>
-                <w:rFonts w:ascii="Times New Roman" w:hAnsi="Times New Roman"/>
-                <w:sz w:val="18"/>
-              </w:rPr>
-              <w:t>Федорова М. О.</w:t>
-            </w:r>
-          </w:p>
-        </w:tc>
-        <w:tc>
-          <w:tcPr>
-            <w:tcW w:type="dxa" w:w="2268"/>
-            <w:vAlign w:val="center"/>
-            <w:shd w:fill="F4F8FA"/>
-          </w:tcPr>
-          <w:p>
-            <w:pPr>
-              <w:spacing w:line="252" w:lineRule="auto" w:after="40" w:before="40"/>
-              <w:jc w:val="left"/>
-            </w:pPr>
-            <w:r>
-              <w:rPr>
-                <w:rFonts w:ascii="Times New Roman" w:hAnsi="Times New Roman"/>
-                <w:sz w:val="18"/>
-              </w:rPr>
-              <w:t>Intel Core i3, 8GB, SSD 256GB</w:t>
-            </w:r>
-          </w:p>
-        </w:tc>
-        <w:tc>
-          <w:tcPr>
-            <w:tcW w:type="dxa" w:w="2835"/>
-            <w:vAlign w:val="center"/>
-            <w:shd w:fill="F4F8FA"/>
-          </w:tcPr>
-          <w:p>
-            <w:pPr>
-              <w:spacing w:line="252" w:lineRule="auto" w:after="40" w:before="40"/>
-              <w:jc w:val="left"/>
-            </w:pPr>
-            <w:r>
-              <w:rPr>
-                <w:rFonts w:ascii="Times New Roman" w:hAnsi="Times New Roman"/>
-                <w:sz w:val="18"/>
-              </w:rPr>
-              <w:t>Профилактическая чистка, замена блока питания 500W</w:t>
-            </w:r>
-          </w:p>
-        </w:tc>
-        <w:tc>
-          <w:tcPr>
-            <w:tcW w:type="dxa" w:w="1587"/>
-            <w:vAlign w:val="center"/>
-            <w:shd w:fill="F4F8FA"/>
-          </w:tcPr>
-          <w:p>
-            <w:pPr>
-              <w:spacing w:line="252" w:lineRule="auto" w:after="40" w:before="40"/>
-              <w:jc w:val="right"/>
-            </w:pPr>
-            <w:r>
-              <w:rPr>
-                <w:rFonts w:ascii="Times New Roman" w:hAnsi="Times New Roman"/>
-                <w:sz w:val="18"/>
-              </w:rPr>
-              <w:t>6 200</w:t>
-            </w:r>
-          </w:p>
-        </w:tc>
-      </w:tr>
-      <w:tr>
-        <w:trPr>
-          <w:cantSplit/>
-        </w:trPr>
-        <w:tc>
-          <w:tcPr>
-            <w:tcW w:type="dxa" w:w="567"/>
-            <w:vAlign w:val="center"/>
-          </w:tcPr>
-          <w:p>
-            <w:pPr>
-              <w:spacing w:line="252" w:lineRule="auto" w:after="40" w:before="40"/>
-              <w:jc w:val="center"/>
-            </w:pPr>
-            <w:r>
-              <w:rPr>
-                <w:rFonts w:ascii="Times New Roman" w:hAnsi="Times New Roman"/>
-                <w:sz w:val="18"/>
-              </w:rPr>
-              <w:t>7</w:t>
-            </w:r>
-          </w:p>
-        </w:tc>
-        <w:tc>
-          <w:tcPr>
-            <w:tcW w:type="dxa" w:w="2268"/>
-            <w:vAlign w:val="center"/>
-          </w:tcPr>
-          <w:p>
-            <w:pPr>
-              <w:spacing w:line="252" w:lineRule="auto" w:after="40" w:before="40"/>
-              <w:jc w:val="left"/>
-            </w:pPr>
-            <w:r>
-              <w:rPr>
-                <w:rFonts w:ascii="Times New Roman" w:hAnsi="Times New Roman"/>
-                <w:sz w:val="18"/>
-              </w:rPr>
-              <w:t>АРМ Начальника ПТО</w:t>
-            </w:r>
-          </w:p>
-        </w:tc>
-        <w:tc>
-          <w:tcPr>
-            <w:tcW w:type="dxa" w:w="1247"/>
-            <w:vAlign w:val="center"/>
-          </w:tcPr>
-          <w:p>
-            <w:pPr>
-              <w:spacing w:line="252" w:lineRule="auto" w:after="40" w:before="40"/>
-              <w:jc w:val="center"/>
-            </w:pPr>
-            <w:r>
-              <w:rPr>
-                <w:rFonts w:ascii="Times New Roman" w:hAnsi="Times New Roman"/>
-                <w:sz w:val="18"/>
-              </w:rPr>
-              <w:t>ИНВ-00510</w:t>
-            </w:r>
-          </w:p>
-        </w:tc>
-        <w:tc>
-          <w:tcPr>
-            <w:tcW w:type="dxa" w:w="1984"/>
-            <w:vAlign w:val="center"/>
-          </w:tcPr>
-          <w:p>
-            <w:pPr>
-              <w:spacing w:line="252" w:lineRule="auto" w:after="40" w:before="40"/>
-              <w:jc w:val="left"/>
-            </w:pPr>
-            <w:r>
-              <w:rPr>
-                <w:rFonts w:ascii="Times New Roman" w:hAnsi="Times New Roman"/>
-                <w:sz w:val="18"/>
-              </w:rPr>
-              <w:t>Производственно-технический</w:t>
-            </w:r>
-          </w:p>
-        </w:tc>
-        <w:tc>
-          <w:tcPr>
-            <w:tcW w:type="dxa" w:w="1814"/>
-            <w:vAlign w:val="center"/>
-          </w:tcPr>
-          <w:p>
-            <w:pPr>
-              <w:spacing w:line="252" w:lineRule="auto" w:after="40" w:before="40"/>
-              <w:jc w:val="left"/>
-            </w:pPr>
-            <w:r>
-              <w:rPr>
-                <w:rFonts w:ascii="Times New Roman" w:hAnsi="Times New Roman"/>
-                <w:sz w:val="18"/>
-              </w:rPr>
-              <w:t>Николаев С. В.</w:t>
-            </w:r>
-          </w:p>
-        </w:tc>
-        <w:tc>
-          <w:tcPr>
-            <w:tcW w:type="dxa" w:w="2268"/>
-            <w:vAlign w:val="center"/>
-          </w:tcPr>
-          <w:p>
-            <w:pPr>
-              <w:spacing w:line="252" w:lineRule="auto" w:after="40" w:before="40"/>
-              <w:jc w:val="left"/>
-            </w:pPr>
-            <w:r>
-              <w:rPr>
-                <w:rFonts w:ascii="Times New Roman" w:hAnsi="Times New Roman"/>
-                <w:sz w:val="18"/>
-              </w:rPr>
-              <w:t>Intel Core i5, 16GB, GTX 1660</w:t>
-            </w:r>
-          </w:p>
-        </w:tc>
-        <w:tc>
-          <w:tcPr>
-            <w:tcW w:type="dxa" w:w="2835"/>
-            <w:vAlign w:val="center"/>
-          </w:tcPr>
-          <w:p>
-            <w:pPr>
-              <w:spacing w:line="252" w:lineRule="auto" w:after="40" w:before="40"/>
-              <w:jc w:val="left"/>
-            </w:pPr>
-            <w:r>
-              <w:rPr>
-                <w:rFonts w:ascii="Times New Roman" w:hAnsi="Times New Roman"/>
-                <w:sz w:val="18"/>
-              </w:rPr>
-              <w:t>Комплексное ТО, обновление ОС, чистка радиаторов</w:t>
-            </w:r>
-          </w:p>
-        </w:tc>
-        <w:tc>
-          <w:tcPr>
-            <w:tcW w:type="dxa" w:w="1587"/>
-            <w:vAlign w:val="center"/>
-          </w:tcPr>
-          <w:p>
-            <w:pPr>
-              <w:spacing w:line="252" w:lineRule="auto" w:after="40" w:before="40"/>
-              <w:jc w:val="right"/>
-            </w:pPr>
-            <w:r>
-              <w:rPr>
-                <w:rFonts w:ascii="Times New Roman" w:hAnsi="Times New Roman"/>
-                <w:sz w:val="18"/>
-              </w:rPr>
-              <w:t>5 500</w:t>
-            </w:r>
-          </w:p>
-        </w:tc>
-      </w:tr>
-      <w:tr>
-        <w:trPr>
-          <w:cantSplit/>
-        </w:trPr>
-        <w:tc>
-          <w:tcPr>
-            <w:tcW w:type="dxa" w:w="567"/>
-            <w:vAlign w:val="center"/>
-            <w:shd w:fill="F4F8FA"/>
-          </w:tcPr>
-          <w:p>
-            <w:pPr>
-              <w:spacing w:line="252" w:lineRule="auto" w:after="40" w:before="40"/>
-              <w:jc w:val="center"/>
-            </w:pPr>
-            <w:r>
-              <w:rPr>
-                <w:rFonts w:ascii="Times New Roman" w:hAnsi="Times New Roman"/>
-                <w:sz w:val="18"/>
-              </w:rPr>
-              <w:t>8</w:t>
-            </w:r>
-          </w:p>
-        </w:tc>
-        <w:tc>
-          <w:tcPr>
-            <w:tcW w:type="dxa" w:w="2268"/>
-            <w:vAlign w:val="center"/>
-            <w:shd w:fill="F4F8FA"/>
-          </w:tcPr>
-          <w:p>
-            <w:pPr>
-              <w:spacing w:line="252" w:lineRule="auto" w:after="40" w:before="40"/>
-              <w:jc w:val="left"/>
-            </w:pPr>
-            <w:r>
-              <w:rPr>
-                <w:rFonts w:ascii="Times New Roman" w:hAnsi="Times New Roman"/>
-                <w:sz w:val="18"/>
-              </w:rPr>
-              <w:t>Рабочая станция BIM-01</w:t>
-            </w:r>
-          </w:p>
-        </w:tc>
-        <w:tc>
-          <w:tcPr>
-            <w:tcW w:type="dxa" w:w="1247"/>
-            <w:vAlign w:val="center"/>
-            <w:shd w:fill="F4F8FA"/>
-          </w:tcPr>
-          <w:p>
-            <w:pPr>
-              <w:spacing w:line="252" w:lineRule="auto" w:after="40" w:before="40"/>
-              <w:jc w:val="center"/>
-            </w:pPr>
-            <w:r>
-              <w:rPr>
-                <w:rFonts w:ascii="Times New Roman" w:hAnsi="Times New Roman"/>
-                <w:sz w:val="18"/>
-              </w:rPr>
-              <w:t>ИНВ-00418</w:t>
-            </w:r>
-          </w:p>
-        </w:tc>
-        <w:tc>
-          <w:tcPr>
-            <w:tcW w:type="dxa" w:w="1984"/>
-            <w:vAlign w:val="center"/>
-            <w:shd w:fill="F4F8FA"/>
-          </w:tcPr>
-          <w:p>
-            <w:pPr>
-              <w:spacing w:line="252" w:lineRule="auto" w:after="40" w:before="40"/>
-              <w:jc w:val="left"/>
-            </w:pPr>
-            <w:r>
-              <w:rPr>
-                <w:rFonts w:ascii="Times New Roman" w:hAnsi="Times New Roman"/>
-                <w:sz w:val="18"/>
-              </w:rPr>
-              <w:t>Отдел информационного моделирования</w:t>
-            </w:r>
-          </w:p>
-        </w:tc>
-        <w:tc>
-          <w:tcPr>
-            <w:tcW w:type="dxa" w:w="1814"/>
-            <w:vAlign w:val="center"/>
-            <w:shd w:fill="F4F8FA"/>
-          </w:tcPr>
-          <w:p>
-            <w:pPr>
-              <w:spacing w:line="252" w:lineRule="auto" w:after="40" w:before="40"/>
-              <w:jc w:val="left"/>
-            </w:pPr>
-            <w:r>
-              <w:rPr>
-                <w:rFonts w:ascii="Times New Roman" w:hAnsi="Times New Roman"/>
-                <w:sz w:val="18"/>
-              </w:rPr>
-              <w:t>Морозов К. Е.</w:t>
-            </w:r>
-          </w:p>
-        </w:tc>
-        <w:tc>
-          <w:tcPr>
-            <w:tcW w:type="dxa" w:w="2268"/>
-            <w:vAlign w:val="center"/>
-            <w:shd w:fill="F4F8FA"/>
-          </w:tcPr>
-          <w:p>
-            <w:pPr>
-              <w:spacing w:line="252" w:lineRule="auto" w:after="40" w:before="40"/>
-              <w:jc w:val="left"/>
-            </w:pPr>
-            <w:r>
-              <w:rPr>
-                <w:rFonts w:ascii="Times New Roman" w:hAnsi="Times New Roman"/>
-                <w:sz w:val="18"/>
-              </w:rPr>
-              <w:t>Intel Core i9, 32GB, RTX 4080</w:t>
-            </w:r>
-          </w:p>
-        </w:tc>
-        <w:tc>
-          <w:tcPr>
-            <w:tcW w:type="dxa" w:w="2835"/>
-            <w:vAlign w:val="center"/>
-            <w:shd w:fill="F4F8FA"/>
-          </w:tcPr>
-          <w:p>
-            <w:pPr>
-              <w:spacing w:line="252" w:lineRule="auto" w:after="40" w:before="40"/>
-              <w:jc w:val="left"/>
-            </w:pPr>
-            <w:r>
-              <w:rPr>
-                <w:rFonts w:ascii="Times New Roman" w:hAnsi="Times New Roman"/>
-                <w:sz w:val="18"/>
-              </w:rPr>
-              <w:t>Апгрейд RAM до 64GB, чистка системы водяного охлаждения</w:t>
-            </w:r>
-          </w:p>
-        </w:tc>
-        <w:tc>
-          <w:tcPr>
-            <w:tcW w:type="dxa" w:w="1587"/>
-            <w:vAlign w:val="center"/>
-            <w:shd w:fill="F4F8FA"/>
-          </w:tcPr>
-          <w:p>
-            <w:pPr>
-              <w:spacing w:line="252" w:lineRule="auto" w:after="40" w:before="40"/>
-              <w:jc w:val="right"/>
-            </w:pPr>
-            <w:r>
-              <w:rPr>
-                <w:rFonts w:ascii="Times New Roman" w:hAnsi="Times New Roman"/>
-                <w:sz w:val="18"/>
-              </w:rPr>
-              <w:t>38 000</w:t>
-            </w:r>
-          </w:p>
-        </w:tc>
-      </w:tr>
-      <w:tr>
-        <w:trPr>
-          <w:cantSplit/>
-        </w:trPr>
-        <w:tc>
-          <w:tcPr>
-            <w:tcW w:type="dxa" w:w="567"/>
-            <w:vAlign w:val="center"/>
-          </w:tcPr>
-          <w:p>
-            <w:pPr>
-              <w:spacing w:line="252" w:lineRule="auto" w:after="40" w:before="40"/>
-              <w:jc w:val="center"/>
-            </w:pPr>
-            <w:r>
-              <w:rPr>
-                <w:rFonts w:ascii="Times New Roman" w:hAnsi="Times New Roman"/>
-                <w:sz w:val="18"/>
-              </w:rPr>
-              <w:t>9</w:t>
-            </w:r>
-          </w:p>
-        </w:tc>
-        <w:tc>
-          <w:tcPr>
-            <w:tcW w:type="dxa" w:w="2268"/>
-            <w:vAlign w:val="center"/>
-          </w:tcPr>
-          <w:p>
-            <w:pPr>
-              <w:spacing w:line="252" w:lineRule="auto" w:after="40" w:before="40"/>
-              <w:jc w:val="left"/>
-            </w:pPr>
-            <w:r>
-              <w:rPr>
-                <w:rFonts w:ascii="Times New Roman" w:hAnsi="Times New Roman"/>
-                <w:sz w:val="18"/>
-              </w:rPr>
-              <w:t>Ноутбук выездного инженера</w:t>
-            </w:r>
-          </w:p>
-        </w:tc>
-        <w:tc>
-          <w:tcPr>
-            <w:tcW w:type="dxa" w:w="1247"/>
-            <w:vAlign w:val="center"/>
-          </w:tcPr>
-          <w:p>
-            <w:pPr>
-              <w:spacing w:line="252" w:lineRule="auto" w:after="40" w:before="40"/>
-              <w:jc w:val="center"/>
-            </w:pPr>
-            <w:r>
-              <w:rPr>
-                <w:rFonts w:ascii="Times New Roman" w:hAnsi="Times New Roman"/>
-                <w:sz w:val="18"/>
-              </w:rPr>
-              <w:t>ИНВ-00622</w:t>
-            </w:r>
-          </w:p>
-        </w:tc>
-        <w:tc>
-          <w:tcPr>
-            <w:tcW w:type="dxa" w:w="1984"/>
-            <w:vAlign w:val="center"/>
-          </w:tcPr>
-          <w:p>
-            <w:pPr>
-              <w:spacing w:line="252" w:lineRule="auto" w:after="40" w:before="40"/>
-              <w:jc w:val="left"/>
-            </w:pPr>
-            <w:r>
-              <w:rPr>
-                <w:rFonts w:ascii="Times New Roman" w:hAnsi="Times New Roman"/>
-                <w:sz w:val="18"/>
-              </w:rPr>
-              <w:t>Служба авторского надзора</w:t>
-            </w:r>
-          </w:p>
-        </w:tc>
-        <w:tc>
-          <w:tcPr>
-            <w:tcW w:type="dxa" w:w="1814"/>
-            <w:vAlign w:val="center"/>
-          </w:tcPr>
-          <w:p>
-            <w:pPr>
-              <w:spacing w:line="252" w:lineRule="auto" w:after="40" w:before="40"/>
-              <w:jc w:val="left"/>
-            </w:pPr>
-            <w:r>
-              <w:rPr>
-                <w:rFonts w:ascii="Times New Roman" w:hAnsi="Times New Roman"/>
-                <w:sz w:val="18"/>
-              </w:rPr>
-              <w:t>Григорьев А. Л.</w:t>
-            </w:r>
-          </w:p>
-        </w:tc>
-        <w:tc>
-          <w:tcPr>
-            <w:tcW w:type="dxa" w:w="2268"/>
-            <w:vAlign w:val="center"/>
-          </w:tcPr>
-          <w:p>
-            <w:pPr>
-              <w:spacing w:line="252" w:lineRule="auto" w:after="40" w:before="40"/>
-              <w:jc w:val="left"/>
-            </w:pPr>
-            <w:r>
-              <w:rPr>
-                <w:rFonts w:ascii="Times New Roman" w:hAnsi="Times New Roman"/>
-                <w:sz w:val="18"/>
-              </w:rPr>
-              <w:t>Lenovo ThinkPad P14s, 16GB</w:t>
-            </w:r>
-          </w:p>
-        </w:tc>
-        <w:tc>
-          <w:tcPr>
-            <w:tcW w:type="dxa" w:w="2835"/>
-            <w:vAlign w:val="center"/>
-          </w:tcPr>
-          <w:p>
-            <w:pPr>
-              <w:spacing w:line="252" w:lineRule="auto" w:after="40" w:before="40"/>
-              <w:jc w:val="left"/>
-            </w:pPr>
-            <w:r>
-              <w:rPr>
-                <w:rFonts w:ascii="Times New Roman" w:hAnsi="Times New Roman"/>
-                <w:sz w:val="18"/>
-              </w:rPr>
-              <w:t>Замена аккумуляторной батареи, чистка кулера</w:t>
-            </w:r>
-          </w:p>
-        </w:tc>
-        <w:tc>
-          <w:tcPr>
-            <w:tcW w:type="dxa" w:w="1587"/>
-            <w:vAlign w:val="center"/>
-          </w:tcPr>
-          <w:p>
-            <w:pPr>
-              <w:spacing w:line="252" w:lineRule="auto" w:after="40" w:before="40"/>
-              <w:jc w:val="right"/>
-            </w:pPr>
-            <w:r>
-              <w:rPr>
-                <w:rFonts w:ascii="Times New Roman" w:hAnsi="Times New Roman"/>
-                <w:sz w:val="18"/>
-              </w:rPr>
-              <w:t>12 800</w:t>
-            </w:r>
-          </w:p>
-        </w:tc>
-      </w:tr>
-      <w:tr>
-        <w:trPr>
-          <w:cantSplit/>
-        </w:trPr>
-        <w:tc>
-          <w:tcPr>
-            <w:tcW w:type="dxa" w:w="567"/>
-            <w:vAlign w:val="center"/>
-            <w:shd w:fill="F4F8FA"/>
-          </w:tcPr>
-          <w:p>
-            <w:pPr>
-              <w:spacing w:line="252" w:lineRule="auto" w:after="40" w:before="40"/>
-              <w:jc w:val="center"/>
-            </w:pPr>
-            <w:r>
-              <w:rPr>
-                <w:rFonts w:ascii="Times New Roman" w:hAnsi="Times New Roman"/>
-                <w:sz w:val="18"/>
-              </w:rPr>
-              <w:t>10</w:t>
-            </w:r>
-          </w:p>
-        </w:tc>
-        <w:tc>
-          <w:tcPr>
-            <w:tcW w:type="dxa" w:w="2268"/>
-            <w:vAlign w:val="center"/>
-            <w:shd w:fill="F4F8FA"/>
-          </w:tcPr>
-          <w:p>
-            <w:pPr>
-              <w:spacing w:line="252" w:lineRule="auto" w:after="40" w:before="40"/>
-              <w:jc w:val="left"/>
-            </w:pPr>
-            <w:r>
-              <w:rPr>
-                <w:rFonts w:ascii="Times New Roman" w:hAnsi="Times New Roman"/>
-                <w:sz w:val="18"/>
-              </w:rPr>
-              <w:t>ПК Отдела кадров</w:t>
-            </w:r>
-          </w:p>
-        </w:tc>
-        <w:tc>
-          <w:tcPr>
-            <w:tcW w:type="dxa" w:w="1247"/>
-            <w:vAlign w:val="center"/>
-            <w:shd w:fill="F4F8FA"/>
-          </w:tcPr>
-          <w:p>
-            <w:pPr>
-              <w:spacing w:line="252" w:lineRule="auto" w:after="40" w:before="40"/>
-              <w:jc w:val="center"/>
-            </w:pPr>
-            <w:r>
-              <w:rPr>
-                <w:rFonts w:ascii="Times New Roman" w:hAnsi="Times New Roman"/>
-                <w:sz w:val="18"/>
-              </w:rPr>
-              <w:t>ИНВ-00701</w:t>
-            </w:r>
-          </w:p>
-        </w:tc>
-        <w:tc>
-          <w:tcPr>
-            <w:tcW w:type="dxa" w:w="1984"/>
-            <w:vAlign w:val="center"/>
-            <w:shd w:fill="F4F8FA"/>
-          </w:tcPr>
-          <w:p>
-            <w:pPr>
-              <w:spacing w:line="252" w:lineRule="auto" w:after="40" w:before="40"/>
-              <w:jc w:val="left"/>
-            </w:pPr>
-            <w:r>
-              <w:rPr>
-                <w:rFonts w:ascii="Times New Roman" w:hAnsi="Times New Roman"/>
-                <w:sz w:val="18"/>
-              </w:rPr>
-              <w:t>Отдел управления персоналом</w:t>
-            </w:r>
-          </w:p>
-        </w:tc>
-        <w:tc>
-          <w:tcPr>
-            <w:tcW w:type="dxa" w:w="1814"/>
-            <w:vAlign w:val="center"/>
-            <w:shd w:fill="F4F8FA"/>
-          </w:tcPr>
-          <w:p>
-            <w:pPr>
-              <w:spacing w:line="252" w:lineRule="auto" w:after="40" w:before="40"/>
-              <w:jc w:val="left"/>
-            </w:pPr>
-            <w:r>
-              <w:rPr>
-                <w:rFonts w:ascii="Times New Roman" w:hAnsi="Times New Roman"/>
-                <w:sz w:val="18"/>
-              </w:rPr>
-              <w:t>Дмитриева О. И.</w:t>
-            </w:r>
-          </w:p>
-        </w:tc>
-        <w:tc>
-          <w:tcPr>
-            <w:tcW w:type="dxa" w:w="2268"/>
-            <w:vAlign w:val="center"/>
-            <w:shd w:fill="F4F8FA"/>
-          </w:tcPr>
-          <w:p>
-            <w:pPr>
-              <w:spacing w:line="252" w:lineRule="auto" w:after="40" w:before="40"/>
-              <w:jc w:val="left"/>
-            </w:pPr>
-            <w:r>
-              <w:rPr>
-                <w:rFonts w:ascii="Times New Roman" w:hAnsi="Times New Roman"/>
-                <w:sz w:val="18"/>
-              </w:rPr>
-              <w:t>Intel Core i3, 8GB, SSD 256GB</w:t>
-            </w:r>
-          </w:p>
-        </w:tc>
-        <w:tc>
-          <w:tcPr>
-            <w:tcW w:type="dxa" w:w="2835"/>
-            <w:vAlign w:val="center"/>
-            <w:shd w:fill="F4F8FA"/>
-          </w:tcPr>
-          <w:p>
-            <w:pPr>
-              <w:spacing w:line="252" w:lineRule="auto" w:after="40" w:before="40"/>
-              <w:jc w:val="left"/>
-            </w:pPr>
-            <w:r>
-              <w:rPr>
-                <w:rFonts w:ascii="Times New Roman" w:hAnsi="Times New Roman"/>
-                <w:sz w:val="18"/>
-              </w:rPr>
-              <w:t>Плановая профилактика, настройка криптопровайдера</w:t>
-            </w:r>
-          </w:p>
-        </w:tc>
-        <w:tc>
-          <w:tcPr>
-            <w:tcW w:type="dxa" w:w="1587"/>
-            <w:vAlign w:val="center"/>
-            <w:shd w:fill="F4F8FA"/>
-          </w:tcPr>
-          <w:p>
-            <w:pPr>
-              <w:spacing w:line="252" w:lineRule="auto" w:after="40" w:before="40"/>
-              <w:jc w:val="right"/>
-            </w:pPr>
-            <w:r>
-              <w:rPr>
-                <w:rFonts w:ascii="Times New Roman" w:hAnsi="Times New Roman"/>
-                <w:sz w:val="18"/>
-              </w:rPr>
-              <w:t>4 500</w:t>
-            </w:r>
-          </w:p>
-        </w:tc>
-      </w:tr>
-      <w:tr>
-        <w:trPr>
-          <w:cantSplit/>
-        </w:trPr>
-        <w:tc>
-          <w:tcPr>
-            <w:tcW w:type="dxa" w:w="567"/>
-            <w:vAlign w:val="center"/>
-          </w:tcPr>
-          <w:p>
-            <w:pPr>
-              <w:spacing w:line="252" w:lineRule="auto" w:after="40" w:before="40"/>
-              <w:jc w:val="center"/>
-            </w:pPr>
-            <w:r>
-              <w:rPr>
-                <w:rFonts w:ascii="Times New Roman" w:hAnsi="Times New Roman"/>
-                <w:sz w:val="18"/>
-              </w:rPr>
-              <w:t>11</w:t>
-            </w:r>
-          </w:p>
-        </w:tc>
-        <w:tc>
-          <w:tcPr>
-            <w:tcW w:type="dxa" w:w="2268"/>
-            <w:vAlign w:val="center"/>
-          </w:tcPr>
-          <w:p>
-            <w:pPr>
-              <w:spacing w:line="252" w:lineRule="auto" w:after="40" w:before="40"/>
-              <w:jc w:val="left"/>
-            </w:pPr>
-            <w:r>
-              <w:rPr>
-                <w:rFonts w:ascii="Times New Roman" w:hAnsi="Times New Roman"/>
-                <w:sz w:val="18"/>
-              </w:rPr>
-              <w:t>АРМ Системного администратора</w:t>
-            </w:r>
-          </w:p>
-        </w:tc>
-        <w:tc>
-          <w:tcPr>
-            <w:tcW w:type="dxa" w:w="1247"/>
-            <w:vAlign w:val="center"/>
-          </w:tcPr>
-          <w:p>
-            <w:pPr>
-              <w:spacing w:line="252" w:lineRule="auto" w:after="40" w:before="40"/>
-              <w:jc w:val="center"/>
-            </w:pPr>
-            <w:r>
-              <w:rPr>
-                <w:rFonts w:ascii="Times New Roman" w:hAnsi="Times New Roman"/>
-                <w:sz w:val="18"/>
-              </w:rPr>
-              <w:t>ИНВ-00105</w:t>
-            </w:r>
-          </w:p>
-        </w:tc>
-        <w:tc>
-          <w:tcPr>
-            <w:tcW w:type="dxa" w:w="1984"/>
-            <w:vAlign w:val="center"/>
-          </w:tcPr>
-          <w:p>
-            <w:pPr>
-              <w:spacing w:line="252" w:lineRule="auto" w:after="40" w:before="40"/>
-              <w:jc w:val="left"/>
-            </w:pPr>
-            <w:r>
-              <w:rPr>
-                <w:rFonts w:ascii="Times New Roman" w:hAnsi="Times New Roman"/>
-                <w:sz w:val="18"/>
-              </w:rPr>
-              <w:t>Отдел информационных технологий</w:t>
-            </w:r>
-          </w:p>
-        </w:tc>
-        <w:tc>
-          <w:tcPr>
-            <w:tcW w:type="dxa" w:w="1814"/>
-            <w:vAlign w:val="center"/>
-          </w:tcPr>
-          <w:p>
-            <w:pPr>
-              <w:spacing w:line="252" w:lineRule="auto" w:after="40" w:before="40"/>
-              <w:jc w:val="left"/>
-            </w:pPr>
-            <w:r>
-              <w:rPr>
-                <w:rFonts w:ascii="Times New Roman" w:hAnsi="Times New Roman"/>
-                <w:sz w:val="18"/>
-              </w:rPr>
-              <w:t>Ковалев Д. М.</w:t>
-            </w:r>
-          </w:p>
-        </w:tc>
-        <w:tc>
-          <w:tcPr>
-            <w:tcW w:type="dxa" w:w="2268"/>
-            <w:vAlign w:val="center"/>
-          </w:tcPr>
-          <w:p>
-            <w:pPr>
-              <w:spacing w:line="252" w:lineRule="auto" w:after="40" w:before="40"/>
-              <w:jc w:val="left"/>
-            </w:pPr>
-            <w:r>
-              <w:rPr>
-                <w:rFonts w:ascii="Times New Roman" w:hAnsi="Times New Roman"/>
-                <w:sz w:val="18"/>
-              </w:rPr>
-              <w:t>AMD Ryzen 7, 32GB, RX 6700</w:t>
-            </w:r>
-          </w:p>
-        </w:tc>
-        <w:tc>
-          <w:tcPr>
-            <w:tcW w:type="dxa" w:w="2835"/>
-            <w:vAlign w:val="center"/>
-          </w:tcPr>
-          <w:p>
-            <w:pPr>
-              <w:spacing w:line="252" w:lineRule="auto" w:after="40" w:before="40"/>
-              <w:jc w:val="left"/>
-            </w:pPr>
-            <w:r>
-              <w:rPr>
-                <w:rFonts w:ascii="Times New Roman" w:hAnsi="Times New Roman"/>
-                <w:sz w:val="18"/>
-              </w:rPr>
-              <w:t>Замена модулей питания, настройка стенда мониторинга</w:t>
-            </w:r>
-          </w:p>
-        </w:tc>
-        <w:tc>
-          <w:tcPr>
-            <w:tcW w:type="dxa" w:w="1587"/>
-            <w:vAlign w:val="center"/>
-          </w:tcPr>
-          <w:p>
-            <w:pPr>
-              <w:spacing w:line="252" w:lineRule="auto" w:after="40" w:before="40"/>
-              <w:jc w:val="right"/>
-            </w:pPr>
-            <w:r>
-              <w:rPr>
-                <w:rFonts w:ascii="Times New Roman" w:hAnsi="Times New Roman"/>
-                <w:sz w:val="18"/>
-              </w:rPr>
-              <w:t>16 500</w:t>
-            </w:r>
-          </w:p>
-        </w:tc>
-      </w:tr>
-      <w:tr>
-        <w:trPr>
-          <w:cantSplit/>
-        </w:trPr>
-        <w:tc>
-          <w:tcPr>
-            <w:tcW w:type="dxa" w:w="567"/>
-            <w:vAlign w:val="center"/>
-            <w:shd w:fill="F4F8FA"/>
-          </w:tcPr>
-          <w:p>
-            <w:pPr>
-              <w:spacing w:line="252" w:lineRule="auto" w:after="40" w:before="40"/>
-              <w:jc w:val="center"/>
-            </w:pPr>
-            <w:r>
-              <w:rPr>
-                <w:rFonts w:ascii="Times New Roman" w:hAnsi="Times New Roman"/>
-                <w:sz w:val="18"/>
-              </w:rPr>
-              <w:t>12</w:t>
-            </w:r>
-          </w:p>
-        </w:tc>
-        <w:tc>
-          <w:tcPr>
-            <w:tcW w:type="dxa" w:w="2268"/>
-            <w:vAlign w:val="center"/>
-            <w:shd w:fill="F4F8FA"/>
-          </w:tcPr>
-          <w:p>
-            <w:pPr>
-              <w:spacing w:line="252" w:lineRule="auto" w:after="40" w:before="40"/>
-              <w:jc w:val="left"/>
-            </w:pPr>
-            <w:r>
-              <w:rPr>
-                <w:rFonts w:ascii="Times New Roman" w:hAnsi="Times New Roman"/>
-                <w:sz w:val="18"/>
-              </w:rPr>
-              <w:t>Сетевое хранилище NAS</w:t>
-            </w:r>
-          </w:p>
-        </w:tc>
-        <w:tc>
-          <w:tcPr>
-            <w:tcW w:type="dxa" w:w="1247"/>
-            <w:vAlign w:val="center"/>
-            <w:shd w:fill="F4F8FA"/>
-          </w:tcPr>
-          <w:p>
-            <w:pPr>
-              <w:spacing w:line="252" w:lineRule="auto" w:after="40" w:before="40"/>
-              <w:jc w:val="center"/>
-            </w:pPr>
-            <w:r>
-              <w:rPr>
-                <w:rFonts w:ascii="Times New Roman" w:hAnsi="Times New Roman"/>
-                <w:sz w:val="18"/>
-              </w:rPr>
-              <w:t>ИНВ-00210</w:t>
-            </w:r>
-          </w:p>
-        </w:tc>
-        <w:tc>
-          <w:tcPr>
-            <w:tcW w:type="dxa" w:w="1984"/>
-            <w:vAlign w:val="center"/>
-            <w:shd w:fill="F4F8FA"/>
-          </w:tcPr>
-          <w:p>
-            <w:pPr>
-              <w:spacing w:line="252" w:lineRule="auto" w:after="40" w:before="40"/>
-              <w:jc w:val="left"/>
-            </w:pPr>
-            <w:r>
-              <w:rPr>
-                <w:rFonts w:ascii="Times New Roman" w:hAnsi="Times New Roman"/>
-                <w:sz w:val="18"/>
-              </w:rPr>
-              <w:t>Серверная (ИТ-отдел)</w:t>
-            </w:r>
-          </w:p>
-        </w:tc>
-        <w:tc>
-          <w:tcPr>
-            <w:tcW w:type="dxa" w:w="1814"/>
-            <w:vAlign w:val="center"/>
-            <w:shd w:fill="F4F8FA"/>
-          </w:tcPr>
-          <w:p>
-            <w:pPr>
-              <w:spacing w:line="252" w:lineRule="auto" w:after="40" w:before="40"/>
-              <w:jc w:val="left"/>
-            </w:pPr>
-            <w:r>
-              <w:rPr>
-                <w:rFonts w:ascii="Times New Roman" w:hAnsi="Times New Roman"/>
-                <w:sz w:val="18"/>
-              </w:rPr>
-              <w:t>Ковалев Д. М.</w:t>
-            </w:r>
-          </w:p>
-        </w:tc>
-        <w:tc>
-          <w:tcPr>
-            <w:tcW w:type="dxa" w:w="2268"/>
-            <w:vAlign w:val="center"/>
-            <w:shd w:fill="F4F8FA"/>
-          </w:tcPr>
-          <w:p>
-            <w:pPr>
-              <w:spacing w:line="252" w:lineRule="auto" w:after="40" w:before="40"/>
-              <w:jc w:val="left"/>
-            </w:pPr>
-            <w:r>
-              <w:rPr>
-                <w:rFonts w:ascii="Times New Roman" w:hAnsi="Times New Roman"/>
-                <w:sz w:val="18"/>
-              </w:rPr>
-              <w:t>Synology RackStation, 4x 4TB</w:t>
-            </w:r>
-          </w:p>
-        </w:tc>
-        <w:tc>
-          <w:tcPr>
-            <w:tcW w:type="dxa" w:w="2835"/>
-            <w:vAlign w:val="center"/>
-            <w:shd w:fill="F4F8FA"/>
-          </w:tcPr>
-          <w:p>
-            <w:pPr>
-              <w:spacing w:line="252" w:lineRule="auto" w:after="40" w:before="40"/>
-              <w:jc w:val="left"/>
-            </w:pPr>
-            <w:r>
-              <w:rPr>
-                <w:rFonts w:ascii="Times New Roman" w:hAnsi="Times New Roman"/>
-                <w:sz w:val="18"/>
-              </w:rPr>
-              <w:t>Замена дисков пула, тестирование отказоустойчивости</w:t>
-            </w:r>
-          </w:p>
-        </w:tc>
-        <w:tc>
-          <w:tcPr>
-            <w:tcW w:type="dxa" w:w="1587"/>
-            <w:vAlign w:val="center"/>
-            <w:shd w:fill="F4F8FA"/>
-          </w:tcPr>
-          <w:p>
-            <w:pPr>
-              <w:spacing w:line="252" w:lineRule="auto" w:after="40" w:before="40"/>
-              <w:jc w:val="right"/>
-            </w:pPr>
-            <w:r>
-              <w:rPr>
-                <w:rFonts w:ascii="Times New Roman" w:hAnsi="Times New Roman"/>
-                <w:sz w:val="18"/>
-              </w:rPr>
-              <w:t>68 000</w:t>
-            </w:r>
-          </w:p>
-        </w:tc>
-      </w:tr>
-      <w:tr>
-        <w:trPr>
-          <w:cantSplit/>
-        </w:trPr>
-        <w:tc>
-          <w:tcPr>
-            <w:tcW w:type="dxa" w:w="567"/>
-            <w:vAlign w:val="center"/>
-          </w:tcPr>
-          <w:p>
-            <w:pPr>
-              <w:spacing w:line="252" w:lineRule="auto" w:after="40" w:before="40"/>
-              <w:jc w:val="center"/>
-            </w:pPr>
-            <w:r>
-              <w:rPr>
-                <w:rFonts w:ascii="Times New Roman" w:hAnsi="Times New Roman"/>
-                <w:sz w:val="18"/>
-              </w:rPr>
-              <w:t>13</w:t>
-            </w:r>
-          </w:p>
-        </w:tc>
-        <w:tc>
-          <w:tcPr>
-            <w:tcW w:type="dxa" w:w="2268"/>
-            <w:vAlign w:val="center"/>
-          </w:tcPr>
-          <w:p>
-            <w:pPr>
-              <w:spacing w:line="252" w:lineRule="auto" w:after="40" w:before="40"/>
-              <w:jc w:val="left"/>
-            </w:pPr>
-            <w:r>
-              <w:rPr>
-                <w:rFonts w:ascii="Times New Roman" w:hAnsi="Times New Roman"/>
-                <w:sz w:val="18"/>
-              </w:rPr>
-              <w:t>Рабочая станция сметчика</w:t>
-            </w:r>
-          </w:p>
-        </w:tc>
-        <w:tc>
-          <w:tcPr>
-            <w:tcW w:type="dxa" w:w="1247"/>
-            <w:vAlign w:val="center"/>
-          </w:tcPr>
-          <w:p>
-            <w:pPr>
-              <w:spacing w:line="252" w:lineRule="auto" w:after="40" w:before="40"/>
-              <w:jc w:val="center"/>
-            </w:pPr>
-            <w:r>
-              <w:rPr>
-                <w:rFonts w:ascii="Times New Roman" w:hAnsi="Times New Roman"/>
-                <w:sz w:val="18"/>
-              </w:rPr>
-              <w:t>ИНВ-00515</w:t>
-            </w:r>
-          </w:p>
-        </w:tc>
-        <w:tc>
-          <w:tcPr>
-            <w:tcW w:type="dxa" w:w="1984"/>
-            <w:vAlign w:val="center"/>
-          </w:tcPr>
-          <w:p>
-            <w:pPr>
-              <w:spacing w:line="252" w:lineRule="auto" w:after="40" w:before="40"/>
-              <w:jc w:val="left"/>
-            </w:pPr>
-            <w:r>
-              <w:rPr>
-                <w:rFonts w:ascii="Times New Roman" w:hAnsi="Times New Roman"/>
-                <w:sz w:val="18"/>
-              </w:rPr>
-              <w:t>Сметно-договорной отдел</w:t>
-            </w:r>
-          </w:p>
-        </w:tc>
-        <w:tc>
-          <w:tcPr>
-            <w:tcW w:type="dxa" w:w="1814"/>
-            <w:vAlign w:val="center"/>
-          </w:tcPr>
-          <w:p>
-            <w:pPr>
-              <w:spacing w:line="252" w:lineRule="auto" w:after="40" w:before="40"/>
-              <w:jc w:val="left"/>
-            </w:pPr>
-            <w:r>
-              <w:rPr>
-                <w:rFonts w:ascii="Times New Roman" w:hAnsi="Times New Roman"/>
-                <w:sz w:val="18"/>
-              </w:rPr>
-              <w:t>Павлова Т. А.</w:t>
-            </w:r>
-          </w:p>
-        </w:tc>
-        <w:tc>
-          <w:tcPr>
-            <w:tcW w:type="dxa" w:w="2268"/>
-            <w:vAlign w:val="center"/>
-          </w:tcPr>
-          <w:p>
-            <w:pPr>
-              <w:spacing w:line="252" w:lineRule="auto" w:after="40" w:before="40"/>
-              <w:jc w:val="left"/>
-            </w:pPr>
-            <w:r>
-              <w:rPr>
-                <w:rFonts w:ascii="Times New Roman" w:hAnsi="Times New Roman"/>
-                <w:sz w:val="18"/>
-              </w:rPr>
-              <w:t>Intel Core i5, 16GB, SSD 512GB</w:t>
-            </w:r>
-          </w:p>
-        </w:tc>
-        <w:tc>
-          <w:tcPr>
-            <w:tcW w:type="dxa" w:w="2835"/>
-            <w:vAlign w:val="center"/>
-          </w:tcPr>
-          <w:p>
-            <w:pPr>
-              <w:spacing w:line="252" w:lineRule="auto" w:after="40" w:before="40"/>
-              <w:jc w:val="left"/>
-            </w:pPr>
-            <w:r>
-              <w:rPr>
-                <w:rFonts w:ascii="Times New Roman" w:hAnsi="Times New Roman"/>
-                <w:sz w:val="18"/>
-              </w:rPr>
-              <w:t>Плановая чистка, обновление ключей защиты ПО</w:t>
-            </w:r>
-          </w:p>
-        </w:tc>
-        <w:tc>
-          <w:tcPr>
-            <w:tcW w:type="dxa" w:w="1587"/>
-            <w:vAlign w:val="center"/>
-          </w:tcPr>
-          <w:p>
-            <w:pPr>
-              <w:spacing w:line="252" w:lineRule="auto" w:after="40" w:before="40"/>
-              <w:jc w:val="right"/>
-            </w:pPr>
-            <w:r>
-              <w:rPr>
-                <w:rFonts w:ascii="Times New Roman" w:hAnsi="Times New Roman"/>
-                <w:sz w:val="18"/>
-              </w:rPr>
-              <w:t>5 000</w:t>
-            </w:r>
-          </w:p>
-        </w:tc>
-      </w:tr>
-      <w:tr>
-        <w:trPr>
-          <w:cantSplit/>
-        </w:trPr>
-        <w:tc>
-          <w:tcPr>
-            <w:tcW w:type="dxa" w:w="567"/>
-            <w:vAlign w:val="center"/>
-            <w:shd w:fill="F4F8FA"/>
-          </w:tcPr>
-          <w:p>
-            <w:pPr>
-              <w:spacing w:line="252" w:lineRule="auto" w:after="40" w:before="40"/>
-              <w:jc w:val="center"/>
-            </w:pPr>
-            <w:r>
-              <w:rPr>
-                <w:rFonts w:ascii="Times New Roman" w:hAnsi="Times New Roman"/>
-                <w:sz w:val="18"/>
-              </w:rPr>
-              <w:t>14</w:t>
-            </w:r>
-          </w:p>
-        </w:tc>
-        <w:tc>
-          <w:tcPr>
-            <w:tcW w:type="dxa" w:w="2268"/>
-            <w:vAlign w:val="center"/>
-            <w:shd w:fill="F4F8FA"/>
-          </w:tcPr>
-          <w:p>
-            <w:pPr>
-              <w:spacing w:line="252" w:lineRule="auto" w:after="40" w:before="40"/>
-              <w:jc w:val="left"/>
-            </w:pPr>
-            <w:r>
-              <w:rPr>
-                <w:rFonts w:ascii="Times New Roman" w:hAnsi="Times New Roman"/>
-                <w:sz w:val="18"/>
-              </w:rPr>
-              <w:t>ПК Юридического отдела</w:t>
-            </w:r>
-          </w:p>
-        </w:tc>
-        <w:tc>
-          <w:tcPr>
-            <w:tcW w:type="dxa" w:w="1247"/>
-            <w:vAlign w:val="center"/>
-            <w:shd w:fill="F4F8FA"/>
-          </w:tcPr>
-          <w:p>
-            <w:pPr>
-              <w:spacing w:line="252" w:lineRule="auto" w:after="40" w:before="40"/>
-              <w:jc w:val="center"/>
-            </w:pPr>
-            <w:r>
-              <w:rPr>
-                <w:rFonts w:ascii="Times New Roman" w:hAnsi="Times New Roman"/>
-                <w:sz w:val="18"/>
-              </w:rPr>
-              <w:t>ИНВ-00712</w:t>
-            </w:r>
-          </w:p>
-        </w:tc>
-        <w:tc>
-          <w:tcPr>
-            <w:tcW w:type="dxa" w:w="1984"/>
-            <w:vAlign w:val="center"/>
-            <w:shd w:fill="F4F8FA"/>
-          </w:tcPr>
-          <w:p>
-            <w:pPr>
-              <w:spacing w:line="252" w:lineRule="auto" w:after="40" w:before="40"/>
-              <w:jc w:val="left"/>
-            </w:pPr>
-            <w:r>
-              <w:rPr>
-                <w:rFonts w:ascii="Times New Roman" w:hAnsi="Times New Roman"/>
-                <w:sz w:val="18"/>
-              </w:rPr>
-              <w:t>Юридическая служба</w:t>
-            </w:r>
-          </w:p>
-        </w:tc>
-        <w:tc>
-          <w:tcPr>
-            <w:tcW w:type="dxa" w:w="1814"/>
-            <w:vAlign w:val="center"/>
-            <w:shd w:fill="F4F8FA"/>
-          </w:tcPr>
-          <w:p>
-            <w:pPr>
-              <w:spacing w:line="252" w:lineRule="auto" w:after="40" w:before="40"/>
-              <w:jc w:val="left"/>
-            </w:pPr>
-            <w:r>
-              <w:rPr>
-                <w:rFonts w:ascii="Times New Roman" w:hAnsi="Times New Roman"/>
-                <w:sz w:val="18"/>
-              </w:rPr>
-              <w:t>Воронов М. Ю.</w:t>
-            </w:r>
-          </w:p>
-        </w:tc>
-        <w:tc>
-          <w:tcPr>
-            <w:tcW w:type="dxa" w:w="2268"/>
-            <w:vAlign w:val="center"/>
-            <w:shd w:fill="F4F8FA"/>
-          </w:tcPr>
-          <w:p>
-            <w:pPr>
-              <w:spacing w:line="252" w:lineRule="auto" w:after="40" w:before="40"/>
-              <w:jc w:val="left"/>
-            </w:pPr>
-            <w:r>
-              <w:rPr>
-                <w:rFonts w:ascii="Times New Roman" w:hAnsi="Times New Roman"/>
-                <w:sz w:val="18"/>
-              </w:rPr>
-              <w:t>Intel Core i5, 8GB, SSD 256GB</w:t>
-            </w:r>
-          </w:p>
-        </w:tc>
-        <w:tc>
-          <w:tcPr>
-            <w:tcW w:type="dxa" w:w="2835"/>
-            <w:vAlign w:val="center"/>
-            <w:shd w:fill="F4F8FA"/>
-          </w:tcPr>
-          <w:p>
-            <w:pPr>
-              <w:spacing w:line="252" w:lineRule="auto" w:after="40" w:before="40"/>
-              <w:jc w:val="left"/>
-            </w:pPr>
-            <w:r>
-              <w:rPr>
-                <w:rFonts w:ascii="Times New Roman" w:hAnsi="Times New Roman"/>
-                <w:sz w:val="18"/>
-              </w:rPr>
-              <w:t>Увеличение оперативной памяти до 16GB, чистка</w:t>
-            </w:r>
-          </w:p>
-        </w:tc>
-        <w:tc>
-          <w:tcPr>
-            <w:tcW w:type="dxa" w:w="1587"/>
-            <w:vAlign w:val="center"/>
-            <w:shd w:fill="F4F8FA"/>
-          </w:tcPr>
-          <w:p>
-            <w:pPr>
-              <w:spacing w:line="252" w:lineRule="auto" w:after="40" w:before="40"/>
-              <w:jc w:val="right"/>
-            </w:pPr>
-            <w:r>
-              <w:rPr>
-                <w:rFonts w:ascii="Times New Roman" w:hAnsi="Times New Roman"/>
-                <w:sz w:val="18"/>
-              </w:rPr>
-              <w:t>7 500</w:t>
-            </w:r>
-          </w:p>
-        </w:tc>
-      </w:tr>
-      <w:tr>
-        <w:trPr>
-          <w:cantSplit/>
-        </w:trPr>
-        <w:tc>
-          <w:tcPr>
-            <w:tcW w:type="dxa" w:w="567"/>
-            <w:vAlign w:val="center"/>
-          </w:tcPr>
-          <w:p>
-            <w:pPr>
-              <w:spacing w:line="252" w:lineRule="auto" w:after="40" w:before="40"/>
-              <w:jc w:val="center"/>
-            </w:pPr>
-            <w:r>
-              <w:rPr>
-                <w:rFonts w:ascii="Times New Roman" w:hAnsi="Times New Roman"/>
-                <w:sz w:val="18"/>
-              </w:rPr>
-              <w:t>15</w:t>
-            </w:r>
-          </w:p>
-        </w:tc>
-        <w:tc>
-          <w:tcPr>
-            <w:tcW w:type="dxa" w:w="2268"/>
-            <w:vAlign w:val="center"/>
-          </w:tcPr>
-          <w:p>
-            <w:pPr>
-              <w:spacing w:line="252" w:lineRule="auto" w:after="40" w:before="40"/>
-              <w:jc w:val="left"/>
-            </w:pPr>
-            <w:r>
-              <w:rPr>
-                <w:rFonts w:ascii="Times New Roman" w:hAnsi="Times New Roman"/>
-                <w:sz w:val="18"/>
-              </w:rPr>
-              <w:t>АРМ Главного инженера</w:t>
-            </w:r>
-          </w:p>
-        </w:tc>
-        <w:tc>
-          <w:tcPr>
-            <w:tcW w:type="dxa" w:w="1247"/>
-            <w:vAlign w:val="center"/>
-          </w:tcPr>
-          <w:p>
-            <w:pPr>
-              <w:spacing w:line="252" w:lineRule="auto" w:after="40" w:before="40"/>
-              <w:jc w:val="center"/>
-            </w:pPr>
-            <w:r>
-              <w:rPr>
-                <w:rFonts w:ascii="Times New Roman" w:hAnsi="Times New Roman"/>
-                <w:sz w:val="18"/>
-              </w:rPr>
-              <w:t>ИНВ-00010</w:t>
-            </w:r>
-          </w:p>
-        </w:tc>
-        <w:tc>
-          <w:tcPr>
-            <w:tcW w:type="dxa" w:w="1984"/>
-            <w:vAlign w:val="center"/>
-          </w:tcPr>
-          <w:p>
-            <w:pPr>
-              <w:spacing w:line="252" w:lineRule="auto" w:after="40" w:before="40"/>
-              <w:jc w:val="left"/>
-            </w:pPr>
-            <w:r>
-              <w:rPr>
-                <w:rFonts w:ascii="Times New Roman" w:hAnsi="Times New Roman"/>
-                <w:sz w:val="18"/>
-              </w:rPr>
-              <w:t>Руководство</w:t>
-            </w:r>
-          </w:p>
-        </w:tc>
-        <w:tc>
-          <w:tcPr>
-            <w:tcW w:type="dxa" w:w="1814"/>
-            <w:vAlign w:val="center"/>
-          </w:tcPr>
-          <w:p>
-            <w:pPr>
-              <w:spacing w:line="252" w:lineRule="auto" w:after="40" w:before="40"/>
-              <w:jc w:val="left"/>
-            </w:pPr>
-            <w:r>
-              <w:rPr>
-                <w:rFonts w:ascii="Times New Roman" w:hAnsi="Times New Roman"/>
-                <w:sz w:val="18"/>
-              </w:rPr>
-              <w:t>Сидоров А. В.</w:t>
-            </w:r>
-          </w:p>
-        </w:tc>
-        <w:tc>
-          <w:tcPr>
-            <w:tcW w:type="dxa" w:w="2268"/>
-            <w:vAlign w:val="center"/>
-          </w:tcPr>
-          <w:p>
-            <w:pPr>
-              <w:spacing w:line="252" w:lineRule="auto" w:after="40" w:before="40"/>
-              <w:jc w:val="left"/>
-            </w:pPr>
-            <w:r>
-              <w:rPr>
-                <w:rFonts w:ascii="Times New Roman" w:hAnsi="Times New Roman"/>
-                <w:sz w:val="18"/>
-              </w:rPr>
-              <w:t>Intel Core i7, 32GB, RTX 3070</w:t>
-            </w:r>
-          </w:p>
-        </w:tc>
-        <w:tc>
-          <w:tcPr>
-            <w:tcW w:type="dxa" w:w="2835"/>
-            <w:vAlign w:val="center"/>
-          </w:tcPr>
-          <w:p>
-            <w:pPr>
-              <w:spacing w:line="252" w:lineRule="auto" w:after="40" w:before="40"/>
-              <w:jc w:val="left"/>
-            </w:pPr>
-            <w:r>
-              <w:rPr>
-                <w:rFonts w:ascii="Times New Roman" w:hAnsi="Times New Roman"/>
-                <w:sz w:val="18"/>
-              </w:rPr>
-              <w:t>Комплексная диагностика, обслуживание СО, калибровка</w:t>
-            </w:r>
-          </w:p>
-        </w:tc>
-        <w:tc>
-          <w:tcPr>
-            <w:tcW w:type="dxa" w:w="1587"/>
-            <w:vAlign w:val="center"/>
-          </w:tcPr>
-          <w:p>
-            <w:pPr>
-              <w:spacing w:line="252" w:lineRule="auto" w:after="40" w:before="40"/>
-              <w:jc w:val="right"/>
-            </w:pPr>
-            <w:r>
-              <w:rPr>
-                <w:rFonts w:ascii="Times New Roman" w:hAnsi="Times New Roman"/>
-                <w:sz w:val="18"/>
-              </w:rPr>
-              <w:t>11 500</w:t>
-            </w:r>
-          </w:p>
-        </w:tc>
-      </w:tr>
-      <w:tr>
-        <w:trPr>
-          <w:cantSplit/>
-        </w:trPr>
-        <w:tc>
-          <w:tcPr>
-            <w:tcW w:type="dxa" w:w="567"/>
-            <w:vAlign w:val="center"/>
-            <w:shd w:fill="F4F8FA"/>
-          </w:tcPr>
-          <w:p>
-            <w:pPr>
-              <w:spacing w:line="252" w:lineRule="auto" w:after="40" w:before="40"/>
-              <w:jc w:val="center"/>
-            </w:pPr>
-            <w:r>
-              <w:rPr>
-                <w:rFonts w:ascii="Times New Roman" w:hAnsi="Times New Roman"/>
-                <w:sz w:val="18"/>
-              </w:rPr>
-              <w:t>16</w:t>
-            </w:r>
-          </w:p>
-        </w:tc>
-        <w:tc>
-          <w:tcPr>
-            <w:tcW w:type="dxa" w:w="2268"/>
-            <w:vAlign w:val="center"/>
-            <w:shd w:fill="F4F8FA"/>
-          </w:tcPr>
-          <w:p>
-            <w:pPr>
-              <w:spacing w:line="252" w:lineRule="auto" w:after="40" w:before="40"/>
-              <w:jc w:val="left"/>
-            </w:pPr>
-            <w:r>
-              <w:rPr>
-                <w:rFonts w:ascii="Times New Roman" w:hAnsi="Times New Roman"/>
-                <w:sz w:val="18"/>
-              </w:rPr>
-              <w:t>Сервер резервного копирования</w:t>
-            </w:r>
-          </w:p>
-        </w:tc>
-        <w:tc>
-          <w:tcPr>
-            <w:tcW w:type="dxa" w:w="1247"/>
-            <w:vAlign w:val="center"/>
-            <w:shd w:fill="F4F8FA"/>
-          </w:tcPr>
-          <w:p>
-            <w:pPr>
-              <w:spacing w:line="252" w:lineRule="auto" w:after="40" w:before="40"/>
-              <w:jc w:val="center"/>
-            </w:pPr>
-            <w:r>
-              <w:rPr>
-                <w:rFonts w:ascii="Times New Roman" w:hAnsi="Times New Roman"/>
-                <w:sz w:val="18"/>
-              </w:rPr>
-              <w:t>ИНВ-00205</w:t>
-            </w:r>
-          </w:p>
-        </w:tc>
-        <w:tc>
-          <w:tcPr>
-            <w:tcW w:type="dxa" w:w="1984"/>
-            <w:vAlign w:val="center"/>
-            <w:shd w:fill="F4F8FA"/>
-          </w:tcPr>
-          <w:p>
-            <w:pPr>
-              <w:spacing w:line="252" w:lineRule="auto" w:after="40" w:before="40"/>
-              <w:jc w:val="left"/>
-            </w:pPr>
-            <w:r>
-              <w:rPr>
-                <w:rFonts w:ascii="Times New Roman" w:hAnsi="Times New Roman"/>
-                <w:sz w:val="18"/>
-              </w:rPr>
-              <w:t>Серверная (ИТ-отдел)</w:t>
-            </w:r>
-          </w:p>
-        </w:tc>
-        <w:tc>
-          <w:tcPr>
-            <w:tcW w:type="dxa" w:w="1814"/>
-            <w:vAlign w:val="center"/>
-            <w:shd w:fill="F4F8FA"/>
-          </w:tcPr>
-          <w:p>
-            <w:pPr>
-              <w:spacing w:line="252" w:lineRule="auto" w:after="40" w:before="40"/>
-              <w:jc w:val="left"/>
-            </w:pPr>
-            <w:r>
-              <w:rPr>
-                <w:rFonts w:ascii="Times New Roman" w:hAnsi="Times New Roman"/>
-                <w:sz w:val="18"/>
-              </w:rPr>
-              <w:t>Петров П. С.</w:t>
-            </w:r>
-          </w:p>
-        </w:tc>
-        <w:tc>
-          <w:tcPr>
-            <w:tcW w:type="dxa" w:w="2268"/>
-            <w:vAlign w:val="center"/>
-            <w:shd w:fill="F4F8FA"/>
-          </w:tcPr>
-          <w:p>
-            <w:pPr>
-              <w:spacing w:line="252" w:lineRule="auto" w:after="40" w:before="40"/>
-              <w:jc w:val="left"/>
-            </w:pPr>
-            <w:r>
-              <w:rPr>
-                <w:rFonts w:ascii="Times New Roman" w:hAnsi="Times New Roman"/>
-                <w:sz w:val="18"/>
-              </w:rPr>
-              <w:t>Dell PowerEdge, 32GB, 8x HDD</w:t>
-            </w:r>
-          </w:p>
-        </w:tc>
-        <w:tc>
-          <w:tcPr>
-            <w:tcW w:type="dxa" w:w="2835"/>
-            <w:vAlign w:val="center"/>
-            <w:shd w:fill="F4F8FA"/>
-          </w:tcPr>
-          <w:p>
-            <w:pPr>
-              <w:spacing w:line="252" w:lineRule="auto" w:after="40" w:before="40"/>
-              <w:jc w:val="left"/>
-            </w:pPr>
-            <w:r>
-              <w:rPr>
-                <w:rFonts w:ascii="Times New Roman" w:hAnsi="Times New Roman"/>
-                <w:sz w:val="18"/>
-              </w:rPr>
-              <w:t>Установка дополнительных накопителей Enterprise 4TB</w:t>
-            </w:r>
-          </w:p>
-        </w:tc>
-        <w:tc>
-          <w:tcPr>
-            <w:tcW w:type="dxa" w:w="1587"/>
-            <w:vAlign w:val="center"/>
-            <w:shd w:fill="F4F8FA"/>
-          </w:tcPr>
-          <w:p>
-            <w:pPr>
-              <w:spacing w:line="252" w:lineRule="auto" w:after="40" w:before="40"/>
-              <w:jc w:val="right"/>
-            </w:pPr>
-            <w:r>
-              <w:rPr>
-                <w:rFonts w:ascii="Times New Roman" w:hAnsi="Times New Roman"/>
-                <w:sz w:val="18"/>
-              </w:rPr>
-              <w:t>88 000</w:t>
-            </w:r>
-          </w:p>
-        </w:tc>
-      </w:tr>
-      <w:tr>
-        <w:trPr>
-          <w:cantSplit/>
-        </w:trPr>
-        <w:tc>
-          <w:tcPr>
-            <w:tcW w:type="dxa" w:w="12983"/>
-            <w:vAlign w:val="center"/>
-            <w:gridSpan w:val="7"/>
-            <w:shd w:fill="EBF1F5"/>
-          </w:tcPr>
-          <w:p>
-            <w:pPr>
-              <w:jc w:val="right"/>
-            </w:pPr>
-            <w:r>
-              <w:rPr>
-                <w:rFonts w:ascii="Times New Roman" w:hAnsi="Times New Roman"/>
-                <w:b/>
-                <w:sz w:val="20"/>
-              </w:rPr>
-              <w:t>ИТОГО к утверждению расходов:</w:t>
-            </w:r>
-          </w:p>
-        </w:tc>
-        <w:tc>
-          <w:tcPr>
-            <w:tcW w:type="dxa" w:w="1587"/>
-            <w:vAlign w:val="center"/>
-            <w:shd w:fill="EBF1F5"/>
-          </w:tcPr>
-          <w:p>
-            <w:pPr>
-              <w:jc w:val="right"/>
-            </w:pPr>
-            <w:r>
-              <w:rPr>
-                <w:rFonts w:ascii="Times New Roman" w:hAnsi="Times New Roman"/>
-                <w:b/>
-                <w:sz w:val="20"/>
-              </w:rPr>
-              <w:t>348 500</w:t>
+              <w:t>Интегрированная разработка и отладка (launch.json)</w:t>
             </w:r>
           </w:p>
         </w:tc>
@@ -3088,277 +383,498 @@
     </w:tbl>
     <w:p>
       <w:pPr>
-        <w:spacing w:before="280" w:after="80"/>
+        <w:pStyle w:val="Heading1"/>
+      </w:pPr>
+      <w:r>
+        <w:t>3. Модели предметной области «Складской учёт»</w:t>
+      </w:r>
+    </w:p>
+    <w:p>
+      <w:r>
+        <w:t>В соответствии с темой «Программа складского учёта», проект структурирован на два изолированных приложения: apps.accounts (управление доступом и персоналом склада) и apps.catalog (справочники складского хозяйства).</w:t>
+      </w:r>
+    </w:p>
+    <w:tbl>
+      <w:tblPr>
+        <w:tblW w:type="auto" w:w="0"/>
+        <w:jc w:val="center"/>
+        <w:tblLook w:firstColumn="1" w:firstRow="1" w:lastColumn="0" w:lastRow="0" w:noHBand="0" w:noVBand="1" w:val="04A0"/>
+      </w:tblPr>
+      <w:tblGrid>
+        <w:gridCol w:w="3216"/>
+        <w:gridCol w:w="3216"/>
+        <w:gridCol w:w="3216"/>
+      </w:tblGrid>
+      <w:tr>
+        <w:tc>
+          <w:tcPr>
+            <w:tcW w:type="dxa" w:w="3216"/>
+            <w:shd w:val="clear" w:color="auto" w:fill="E2E8F0"/>
+          </w:tcPr>
+          <w:p>
+            <w:r>
+              <w:rPr>
+                <w:b/>
+              </w:rPr>
+              <w:t>Модель (Таблица)</w:t>
+            </w:r>
+          </w:p>
+        </w:tc>
+        <w:tc>
+          <w:tcPr>
+            <w:tcW w:type="dxa" w:w="3216"/>
+            <w:shd w:val="clear" w:color="auto" w:fill="E2E8F0"/>
+          </w:tcPr>
+          <w:p>
+            <w:r>
+              <w:rPr>
+                <w:b/>
+              </w:rPr>
+              <w:t>Основные поля</w:t>
+            </w:r>
+          </w:p>
+        </w:tc>
+        <w:tc>
+          <w:tcPr>
+            <w:tcW w:type="dxa" w:w="3216"/>
+            <w:shd w:val="clear" w:color="auto" w:fill="E2E8F0"/>
+          </w:tcPr>
+          <w:p>
+            <w:r>
+              <w:rPr>
+                <w:b/>
+              </w:rPr>
+              <w:t>Назначение в складском учёте</w:t>
+            </w:r>
+          </w:p>
+        </w:tc>
+      </w:tr>
+      <w:tr>
+        <w:tc>
+          <w:tcPr>
+            <w:tcW w:type="dxa" w:w="3216"/>
+          </w:tcPr>
+          <w:p>
+            <w:r>
+              <w:t>User (accounts)</w:t>
+            </w:r>
+          </w:p>
+        </w:tc>
+        <w:tc>
+          <w:tcPr>
+            <w:tcW w:type="dxa" w:w="3216"/>
+          </w:tcPr>
+          <w:p>
+            <w:r>
+              <w:t>username, full_name (ФИО), role (Роль: admin, keeper, mol, auditor)</w:t>
+            </w:r>
+          </w:p>
+        </w:tc>
+        <w:tc>
+          <w:tcPr>
+            <w:tcW w:type="dxa" w:w="3216"/>
+          </w:tcPr>
+          <w:p>
+            <w:r>
+              <w:t>Кастомный пользователь системы учёта с разделением прав доступа для персонала склада</w:t>
+            </w:r>
+          </w:p>
+        </w:tc>
+      </w:tr>
+      <w:tr>
+        <w:tc>
+          <w:tcPr>
+            <w:tcW w:type="dxa" w:w="3216"/>
+          </w:tcPr>
+          <w:p>
+            <w:r>
+              <w:t>Location (catalog)</w:t>
+            </w:r>
+          </w:p>
+        </w:tc>
+        <w:tc>
+          <w:tcPr>
+            <w:tcW w:type="dxa" w:w="3216"/>
+          </w:tcPr>
+          <w:p>
+            <w:r>
+              <w:t>name (Название)</w:t>
+            </w:r>
+          </w:p>
+        </w:tc>
+        <w:tc>
+          <w:tcPr>
+            <w:tcW w:type="dxa" w:w="3216"/>
+          </w:tcPr>
+          <w:p>
+            <w:r>
+              <w:t>Склады, секции, зоны приемки, стеллажи и зоны временного размещения товаров</w:t>
+            </w:r>
+          </w:p>
+        </w:tc>
+      </w:tr>
+      <w:tr>
+        <w:tc>
+          <w:tcPr>
+            <w:tcW w:type="dxa" w:w="3216"/>
+          </w:tcPr>
+          <w:p>
+            <w:r>
+              <w:t>Category (catalog)</w:t>
+            </w:r>
+          </w:p>
+        </w:tc>
+        <w:tc>
+          <w:tcPr>
+            <w:tcW w:type="dxa" w:w="3216"/>
+          </w:tcPr>
+          <w:p>
+            <w:r>
+              <w:t>name (Название категории)</w:t>
+            </w:r>
+          </w:p>
+        </w:tc>
+        <w:tc>
+          <w:tcPr>
+            <w:tcW w:type="dxa" w:w="3216"/>
+          </w:tcPr>
+          <w:p>
+            <w:r>
+              <w:t>Товарные группы складской номенклатуры (Строительные смеси, Электроинструмент, СИЗ и др.)</w:t>
+            </w:r>
+          </w:p>
+        </w:tc>
+      </w:tr>
+      <w:tr>
+        <w:tc>
+          <w:tcPr>
+            <w:tcW w:type="dxa" w:w="3216"/>
+          </w:tcPr>
+          <w:p>
+            <w:r>
+              <w:t>Vendor (catalog)</w:t>
+            </w:r>
+          </w:p>
+        </w:tc>
+        <w:tc>
+          <w:tcPr>
+            <w:tcW w:type="dxa" w:w="3216"/>
+          </w:tcPr>
+          <w:p>
+            <w:r>
+              <w:t>name (Название поставщика)</w:t>
+            </w:r>
+          </w:p>
+        </w:tc>
+        <w:tc>
+          <w:tcPr>
+            <w:tcW w:type="dxa" w:w="3216"/>
+          </w:tcPr>
+          <w:p>
+            <w:r>
+              <w:t>Контрагенты, поставщики и производители поставляемой на склад продукции</w:t>
+            </w:r>
+          </w:p>
+        </w:tc>
+      </w:tr>
+      <w:tr>
+        <w:tc>
+          <w:tcPr>
+            <w:tcW w:type="dxa" w:w="3216"/>
+          </w:tcPr>
+          <w:p>
+            <w:r>
+              <w:t>Model (catalog)</w:t>
+            </w:r>
+          </w:p>
+        </w:tc>
+        <w:tc>
+          <w:tcPr>
+            <w:tcW w:type="dxa" w:w="3216"/>
+          </w:tcPr>
+          <w:p>
+            <w:r>
+              <w:t>name, vendor (FK), category (FK)</w:t>
+            </w:r>
+          </w:p>
+        </w:tc>
+        <w:tc>
+          <w:tcPr>
+            <w:tcW w:type="dxa" w:w="3216"/>
+          </w:tcPr>
+          <w:p>
+            <w:r>
+              <w:t>Складская номенклатура — конкретные товары и материалы с привязкой к поставщику и группе</w:t>
+            </w:r>
+          </w:p>
+        </w:tc>
+      </w:tr>
+    </w:tbl>
+    <w:p>
+      <w:pPr>
+        <w:pStyle w:val="Heading1"/>
+      </w:pPr>
+      <w:r>
+        <w:t>4. Пошаговый ход выполнения работы</w:t>
+      </w:r>
+    </w:p>
+    <w:p>
+      <w:pPr>
+        <w:spacing w:after="120"/>
       </w:pPr>
       <w:r>
         <w:rPr>
-          <w:rFonts w:ascii="Times New Roman" w:hAnsi="Times New Roman"/>
-          <w:sz w:val="20"/>
+          <w:b/>
         </w:rPr>
-        <w:t>Ответственный за проведение регламентных работ и ТО:  инженер ИТ-отдела  Ковалев Д. М.  _________________</w:t>
+        <w:t>Шаг 1. Настройка сервисов СУБД PostgreSQL и Redis:</w:t>
         <w:br/>
-        <w:t>Проверил и согласовал:                                    начальник отдела ИТ     Петров П. С.   _________________</w:t>
+      </w:r>
+      <w:r>
+        <w:t>Развернуты локальные службы PostgreSQL 17 и Redis 8 на порту 6379. В СУБД создана отдельная база данных ams и выделенный пользователь ams с необходимыми привилегиями на схему public.</w:t>
+      </w:r>
+    </w:p>
+    <w:p>
+      <w:pPr>
+        <w:spacing w:after="120"/>
+      </w:pPr>
+      <w:r>
+        <w:rPr>
+          <w:b/>
+        </w:rPr>
+        <w:t>Шаг 2. Инициализация виртуального окружения и зависимостей:</w:t>
+        <w:br/>
+      </w:r>
+      <w:r>
+        <w:t>Создано изолированное виртуальное окружение .venv на базе Python 3.12. Подготовлен файл requirements.txt, содержащий точные версии Django, psycopg2-binary, redis и python-dotenv. Произведена установка пакетов.</w:t>
+      </w:r>
+    </w:p>
+    <w:p>
+      <w:pPr>
+        <w:spacing w:after="120"/>
+      </w:pPr>
+      <w:r>
+        <w:rPr>
+          <w:b/>
+        </w:rPr>
+        <w:t>Шаг 3. Создание проекта Django и организация структуры каталогов:</w:t>
+        <w:br/>
+      </w:r>
+      <w:r>
+        <w:t>Сгенерирован базовый каркас проекта командой django-admin startproject config . Созданы директории apps, static, media, templates, .vscode.</w:t>
+      </w:r>
+    </w:p>
+    <w:p>
+      <w:pPr>
+        <w:spacing w:after="120"/>
+      </w:pPr>
+      <w:r>
+        <w:rPr>
+          <w:b/>
+        </w:rPr>
+        <w:t>Шаг 4. Безопасность и конфигурация 12-Factor App:</w:t>
+        <w:br/>
+      </w:r>
+      <w:r>
+        <w:t>Созданы файлы .env и .env.example. Секретный ключ SECRET_KEY сгенерирован автоматически встроенной утилитой get_random_secret_key(). Настроен файл .gitignore для исключения служебных файлов, виртуального окружения и секретов.</w:t>
+      </w:r>
+    </w:p>
+    <w:p>
+      <w:pPr>
+        <w:spacing w:after="120"/>
+      </w:pPr>
+      <w:r>
+        <w:rPr>
+          <w:b/>
+        </w:rPr>
+        <w:t>Шаг 5. Конфигурация config/settings.py:</w:t>
+        <w:br/>
+      </w:r>
+      <w:r>
+        <w:t>Настроено чтение параметров из .env. Подключен бэкенд базы данных django.db.backends.postgresql, кэширование через django.core.cache.backends.redis.RedisCache, сессии переведены на хранение в кэше. Установлена локализация ru-ru и временная зона Europe/Moscow.</w:t>
+      </w:r>
+    </w:p>
+    <w:p>
+      <w:pPr>
+        <w:spacing w:after="120"/>
+      </w:pPr>
+      <w:r>
+        <w:rPr>
+          <w:b/>
+        </w:rPr>
+        <w:t>Шаг 6. Разработка приложений accounts и catalog:</w:t>
+        <w:br/>
+      </w:r>
+      <w:r>
+        <w:t>Созданы приложения accounts и catalog. Описана модель User с ролями (Администратор, Кладовщик, МОЛ, Аудитор). Описаны модели Location, Category, Vendor, Model. Модели зарегистрированы в админке с фильтрами, поиском и автодополнением.</w:t>
+      </w:r>
+    </w:p>
+    <w:p>
+      <w:pPr>
+        <w:spacing w:after="120"/>
+      </w:pPr>
+      <w:r>
+        <w:rPr>
+          <w:b/>
+        </w:rPr>
+        <w:t>Шаг 7. Миграции и первоначальное наполнение базы данных:</w:t>
+        <w:br/>
+      </w:r>
+      <w:r>
+        <w:t>Сгенерированы миграции 0001_initial для обоих приложений и применены в PostgreSQL. Создан суперпользователь admin. База данных наполнена реальными данными складского учёта: 9 складов/зон, 10 категорий, 9 поставщиков, 15 позиций номенклатуры и персонал с ролями.</w:t>
+      </w:r>
+    </w:p>
+    <w:p>
+      <w:pPr>
+        <w:spacing w:after="120"/>
+      </w:pPr>
+      <w:r>
+        <w:rPr>
+          <w:b/>
+        </w:rPr>
+        <w:t>Шаг 8. Разработка пользовательской панели управления (Dashboard):</w:t>
+        <w:br/>
+      </w:r>
+      <w:r>
+        <w:t>На главной странице (/) реализован адаптивный веб-дашборд складского учёта: сводные карточки статистики, таблица номенклатуры с фильтрацией по категориям, список складов и ответственного персонала, а также кнопка перехода в админку.</w:t>
+      </w:r>
+    </w:p>
+    <w:p>
+      <w:pPr>
+        <w:spacing w:after="120"/>
+      </w:pPr>
+      <w:r>
+        <w:rPr>
+          <w:b/>
+        </w:rPr>
+        <w:t>Шаг 9. Настройка отладки в VS Code и фиксация в Git:</w:t>
+        <w:br/>
+      </w:r>
+      <w:r>
+        <w:t>Сконфигурирован launch.json для быстрого запуска по клавише F5. Выполнена фиксация изменений в репозитории Git.</w:t>
+      </w:r>
+    </w:p>
+    <w:p>
+      <w:pPr>
+        <w:pStyle w:val="Heading1"/>
+      </w:pPr>
+      <w:r>
+        <w:t>5. Иллюстрации результатов работы</w:t>
+      </w:r>
+    </w:p>
+    <w:p>
+      <w:pPr>
+        <w:spacing w:after="80"/>
+      </w:pPr>
+      <w:r>
+        <w:t>Рисунок 1 — Главная страница веб-панели управления «Программа складского учёта» (Dashboard):</w:t>
+      </w:r>
+    </w:p>
+    <w:p>
+      <w:r>
+        <w:drawing>
+          <wp:inline xmlns:a="http://schemas.openxmlformats.org/drawingml/2006/main" xmlns:pic="http://schemas.openxmlformats.org/drawingml/2006/picture">
+            <wp:extent cx="5486400" cy="3563257"/>
+            <wp:docPr id="1" name="Picture 1"/>
+            <wp:cNvGraphicFramePr>
+              <a:graphicFrameLocks noChangeAspect="1"/>
+            </wp:cNvGraphicFramePr>
+            <a:graphic>
+              <a:graphicData uri="http://schemas.openxmlformats.org/drawingml/2006/picture">
+                <pic:pic>
+                  <pic:nvPicPr>
+                    <pic:cNvPr id="0" name="screenshot_dashboard.png"/>
+                    <pic:cNvPicPr/>
+                  </pic:nvPicPr>
+                  <pic:blipFill>
+                    <a:blip r:embed="rId9"/>
+                    <a:stretch>
+                      <a:fillRect/>
+                    </a:stretch>
+                  </pic:blipFill>
+                  <pic:spPr>
+                    <a:xfrm>
+                      <a:off x="0" y="0"/>
+                      <a:ext cx="5486400" cy="3563257"/>
+                    </a:xfrm>
+                    <a:prstGeom prst="rect"/>
+                  </pic:spPr>
+                </pic:pic>
+              </a:graphicData>
+            </a:graphic>
+          </wp:inline>
+        </w:drawing>
+      </w:r>
+    </w:p>
+    <w:p>
+      <w:pPr>
+        <w:spacing w:after="80"/>
+      </w:pPr>
+      <w:r>
+        <w:br/>
+        <w:t>Рисунок 2 — Панель администрирования системы складского учёта:</w:t>
+      </w:r>
+    </w:p>
+    <w:p>
+      <w:r>
+        <w:drawing>
+          <wp:inline xmlns:a="http://schemas.openxmlformats.org/drawingml/2006/main" xmlns:pic="http://schemas.openxmlformats.org/drawingml/2006/picture">
+            <wp:extent cx="5486400" cy="3563257"/>
+            <wp:docPr id="2" name="Picture 2"/>
+            <wp:cNvGraphicFramePr>
+              <a:graphicFrameLocks noChangeAspect="1"/>
+            </wp:cNvGraphicFramePr>
+            <a:graphic>
+              <a:graphicData uri="http://schemas.openxmlformats.org/drawingml/2006/picture">
+                <pic:pic>
+                  <pic:nvPicPr>
+                    <pic:cNvPr id="0" name="screenshot_admin.png"/>
+                    <pic:cNvPicPr/>
+                  </pic:nvPicPr>
+                  <pic:blipFill>
+                    <a:blip r:embed="rId10"/>
+                    <a:stretch>
+                      <a:fillRect/>
+                    </a:stretch>
+                  </pic:blipFill>
+                  <pic:spPr>
+                    <a:xfrm>
+                      <a:off x="0" y="0"/>
+                      <a:ext cx="5486400" cy="3563257"/>
+                    </a:xfrm>
+                    <a:prstGeom prst="rect"/>
+                  </pic:spPr>
+                </pic:pic>
+              </a:graphicData>
+            </a:graphic>
+          </wp:inline>
+        </w:drawing>
+      </w:r>
+    </w:p>
+    <w:p>
+      <w:pPr>
+        <w:pStyle w:val="Heading1"/>
+      </w:pPr>
+      <w:r>
+        <w:br/>
+        <w:t>6. Заключение</w:t>
+      </w:r>
+    </w:p>
+    <w:p>
+      <w:pPr>
+        <w:spacing w:line="276" w:lineRule="auto"/>
+      </w:pPr>
+      <w:r>
+        <w:t>В ходе выполнения практической работы №3 было успешно развернуто профессиональное окружение разработки. Освоены практические навыки конфигурирования Django-приложения для работы с СУБД PostgreSQL и кэширующим сервером Redis. Реализован надежный модульный фундамент информационной системы складского учёта, включающий ролевую модель сотрудников, справочники номенклатуры и складских зон. Разработан интерфейс панели управления, протестированы миграции и интеграционные механизмы. Все поставленные цели достигнуты в полном объеме.</w:t>
       </w:r>
     </w:p>
     <w:sectPr>
-      <w:headerReference w:type="default" r:id="rId13"/>
-      <w:headerReference w:type="even" r:id="rId14"/>
-      <w:footerReference w:type="default" r:id="rId15"/>
-      <w:footerReference w:type="even" r:id="rId16"/>
-      <w:pgSz w:w="16838" w:h="11906" w:orient="landscape"/>
-      <w:pgMar w:top="1134" w:right="1134" w:bottom="1134" w:left="1134" w:header="720" w:footer="720" w:gutter="0"/>
-      <w:cols w:space="720" w:num="1" w:equalWidth="1"/>
+      <w:pgSz w:w="12240" w:h="15840"/>
+      <w:pgMar w:top="1152" w:right="1152" w:bottom="1152" w:left="1440" w:header="720" w:footer="720" w:gutter="0"/>
+      <w:cols w:space="720"/>
       <w:docGrid w:linePitch="360"/>
-      <w:pgNumType w:start="1" w:fmt="decimal"/>
     </w:sectPr>
   </w:body>
 </w:document>
-</file>
-
-<file path=word/footer1.xml><?xml version="1.0" encoding="utf-8"?>
-<w:ftr xmlns:m="http://schemas.openxmlformats.org/officeDocument/2006/math" xmlns:mc="http://schemas.openxmlformats.org/markup-compatibility/2006" xmlns:mo="http://schemas.microsoft.com/office/mac/office/2008/main" xmlns:mv="urn:schemas-microsoft-com:mac:vml" xmlns:o="urn:schemas-microsoft-com:office:office" xmlns:r="http://schemas.openxmlformats.org/officeDocument/2006/relationships" xmlns:v="urn:schemas-microsoft-com:vml" xmlns:w10="urn:schemas-microsoft-com:office:word" xmlns:w14="http://schemas.microsoft.com/office/word/2010/wordml" xmlns:w="http://schemas.openxmlformats.org/wordprocessingml/2006/main" xmlns:wne="http://schemas.microsoft.com/office/word/2006/wordml" xmlns:wp14="http://schemas.microsoft.com/office/word/2010/wordprocessingDrawing" xmlns:wp="http://schemas.openxmlformats.org/drawingml/2006/wordprocessingDrawing" xmlns:wpc="http://schemas.microsoft.com/office/word/2010/wordprocessingCanvas" xmlns:wpg="http://schemas.microsoft.com/office/word/2010/wordprocessingGroup" xmlns:wpi="http://schemas.microsoft.com/office/word/2010/wordprocessingInk" xmlns:wps="http://schemas.microsoft.com/office/word/2010/wordprocessingShape" mc:Ignorable="w14 wp14">
-  <w:p>
-    <w:pPr>
-      <w:jc w:val="center"/>
-      <w:pBdr>
-        <w:top w:val="single" w:sz="4" w:space="4" w:color="E0E0E0"/>
-      </w:pBdr>
-    </w:pPr>
-    <w:fldSimple w:instr="PAGE">
-      <w:r>
-        <w:rPr>
-          <w:rFonts w:ascii="Times New Roman" w:hAnsi="Times New Roman"/>
-          <w:sz w:val="20"/>
-          <w:color w:val="666666"/>
-        </w:rPr>
-        <w:t>1</w:t>
-      </w:r>
-    </w:fldSimple>
-  </w:p>
-</w:ftr>
-</file>
-
-<file path=word/footer2.xml><?xml version="1.0" encoding="utf-8"?>
-<w:ftr xmlns:m="http://schemas.openxmlformats.org/officeDocument/2006/math" xmlns:mc="http://schemas.openxmlformats.org/markup-compatibility/2006" xmlns:mo="http://schemas.microsoft.com/office/mac/office/2008/main" xmlns:mv="urn:schemas-microsoft-com:mac:vml" xmlns:o="urn:schemas-microsoft-com:office:office" xmlns:r="http://schemas.openxmlformats.org/officeDocument/2006/relationships" xmlns:v="urn:schemas-microsoft-com:vml" xmlns:w10="urn:schemas-microsoft-com:office:word" xmlns:w14="http://schemas.microsoft.com/office/word/2010/wordml" xmlns:w="http://schemas.openxmlformats.org/wordprocessingml/2006/main" xmlns:wne="http://schemas.microsoft.com/office/word/2006/wordml" xmlns:wp14="http://schemas.microsoft.com/office/word/2010/wordprocessingDrawing" xmlns:wp="http://schemas.openxmlformats.org/drawingml/2006/wordprocessingDrawing" xmlns:wpc="http://schemas.microsoft.com/office/word/2010/wordprocessingCanvas" xmlns:wpg="http://schemas.microsoft.com/office/word/2010/wordprocessingGroup" xmlns:wpi="http://schemas.microsoft.com/office/word/2010/wordprocessingInk" xmlns:wps="http://schemas.microsoft.com/office/word/2010/wordprocessingShape" mc:Ignorable="w14 wp14">
-  <w:p>
-    <w:pPr>
-      <w:jc w:val="center"/>
-      <w:pBdr>
-        <w:top w:val="single" w:sz="4" w:space="4" w:color="E0E0E0"/>
-      </w:pBdr>
-    </w:pPr>
-    <w:fldSimple w:instr="PAGE">
-      <w:r>
-        <w:rPr>
-          <w:rFonts w:ascii="Times New Roman" w:hAnsi="Times New Roman"/>
-          <w:sz w:val="20"/>
-          <w:color w:val="666666"/>
-        </w:rPr>
-        <w:t>1</w:t>
-      </w:r>
-    </w:fldSimple>
-  </w:p>
-</w:ftr>
-</file>
-
-<file path=word/footer3.xml><?xml version="1.0" encoding="utf-8"?>
-<w:ftr xmlns:m="http://schemas.openxmlformats.org/officeDocument/2006/math" xmlns:mc="http://schemas.openxmlformats.org/markup-compatibility/2006" xmlns:mo="http://schemas.microsoft.com/office/mac/office/2008/main" xmlns:mv="urn:schemas-microsoft-com:mac:vml" xmlns:o="urn:schemas-microsoft-com:office:office" xmlns:r="http://schemas.openxmlformats.org/officeDocument/2006/relationships" xmlns:v="urn:schemas-microsoft-com:vml" xmlns:w10="urn:schemas-microsoft-com:office:word" xmlns:w14="http://schemas.microsoft.com/office/word/2010/wordml" xmlns:w="http://schemas.openxmlformats.org/wordprocessingml/2006/main" xmlns:wne="http://schemas.microsoft.com/office/word/2006/wordml" xmlns:wp14="http://schemas.microsoft.com/office/word/2010/wordprocessingDrawing" xmlns:wp="http://schemas.openxmlformats.org/drawingml/2006/wordprocessingDrawing" xmlns:wpc="http://schemas.microsoft.com/office/word/2010/wordprocessingCanvas" xmlns:wpg="http://schemas.microsoft.com/office/word/2010/wordprocessingGroup" xmlns:wpi="http://schemas.microsoft.com/office/word/2010/wordprocessingInk" xmlns:wps="http://schemas.microsoft.com/office/word/2010/wordprocessingShape" mc:Ignorable="w14 wp14">
-  <w:p>
-    <w:pPr>
-      <w:jc w:val="center"/>
-      <w:pBdr>
-        <w:top w:val="single" w:sz="4" w:space="4" w:color="E0E0E0"/>
-      </w:pBdr>
-    </w:pPr>
-    <w:fldSimple w:instr="PAGE">
-      <w:r>
-        <w:rPr>
-          <w:rFonts w:ascii="Times New Roman" w:hAnsi="Times New Roman"/>
-          <w:sz w:val="20"/>
-          <w:color w:val="666666"/>
-        </w:rPr>
-        <w:t>1</w:t>
-      </w:r>
-    </w:fldSimple>
-  </w:p>
-</w:ftr>
-</file>
-
-<file path=word/footer4.xml><?xml version="1.0" encoding="utf-8"?>
-<w:ftr xmlns:m="http://schemas.openxmlformats.org/officeDocument/2006/math" xmlns:mc="http://schemas.openxmlformats.org/markup-compatibility/2006" xmlns:mo="http://schemas.microsoft.com/office/mac/office/2008/main" xmlns:mv="urn:schemas-microsoft-com:mac:vml" xmlns:o="urn:schemas-microsoft-com:office:office" xmlns:r="http://schemas.openxmlformats.org/officeDocument/2006/relationships" xmlns:v="urn:schemas-microsoft-com:vml" xmlns:w10="urn:schemas-microsoft-com:office:word" xmlns:w14="http://schemas.microsoft.com/office/word/2010/wordml" xmlns:w="http://schemas.openxmlformats.org/wordprocessingml/2006/main" xmlns:wne="http://schemas.microsoft.com/office/word/2006/wordml" xmlns:wp14="http://schemas.microsoft.com/office/word/2010/wordprocessingDrawing" xmlns:wp="http://schemas.openxmlformats.org/drawingml/2006/wordprocessingDrawing" xmlns:wpc="http://schemas.microsoft.com/office/word/2010/wordprocessingCanvas" xmlns:wpg="http://schemas.microsoft.com/office/word/2010/wordprocessingGroup" xmlns:wpi="http://schemas.microsoft.com/office/word/2010/wordprocessingInk" xmlns:wps="http://schemas.microsoft.com/office/word/2010/wordprocessingShape" mc:Ignorable="w14 wp14">
-  <w:p>
-    <w:pPr>
-      <w:jc w:val="center"/>
-      <w:pBdr>
-        <w:top w:val="single" w:sz="4" w:space="4" w:color="E0E0E0"/>
-      </w:pBdr>
-    </w:pPr>
-    <w:fldSimple w:instr="PAGE">
-      <w:r>
-        <w:rPr>
-          <w:rFonts w:ascii="Times New Roman" w:hAnsi="Times New Roman"/>
-          <w:sz w:val="20"/>
-          <w:color w:val="666666"/>
-        </w:rPr>
-        <w:t>1</w:t>
-      </w:r>
-    </w:fldSimple>
-  </w:p>
-</w:ftr>
-</file>
-
-<file path=word/header1.xml><?xml version="1.0" encoding="utf-8"?>
-<w:hdr xmlns:m="http://schemas.openxmlformats.org/officeDocument/2006/math" xmlns:mc="http://schemas.openxmlformats.org/markup-compatibility/2006" xmlns:mo="http://schemas.microsoft.com/office/mac/office/2008/main" xmlns:mv="urn:schemas-microsoft-com:mac:vml" xmlns:o="urn:schemas-microsoft-com:office:office" xmlns:r="http://schemas.openxmlformats.org/officeDocument/2006/relationships" xmlns:v="urn:schemas-microsoft-com:vml" xmlns:w10="urn:schemas-microsoft-com:office:word" xmlns:w14="http://schemas.microsoft.com/office/word/2010/wordml" xmlns:w="http://schemas.openxmlformats.org/wordprocessingml/2006/main" xmlns:wne="http://schemas.microsoft.com/office/word/2006/wordml" xmlns:wp14="http://schemas.microsoft.com/office/word/2010/wordprocessingDrawing" xmlns:wp="http://schemas.openxmlformats.org/drawingml/2006/wordprocessingDrawing" xmlns:wpc="http://schemas.microsoft.com/office/word/2010/wordprocessingCanvas" xmlns:wpg="http://schemas.microsoft.com/office/word/2010/wordprocessingGroup" xmlns:wpi="http://schemas.microsoft.com/office/word/2010/wordprocessingInk" xmlns:wps="http://schemas.microsoft.com/office/word/2010/wordprocessingShape" mc:Ignorable="w14 wp14">
-  <w:p>
-    <w:pPr>
-      <w:tabs>
-        <w:tab w:val="center" w:pos="4819"/>
-        <w:tab w:val="right" w:pos="9638"/>
-      </w:tabs>
-      <w:pBdr>
-        <w:bottom w:val="single" w:sz="6" w:space="4" w:color="CCCCCC"/>
-      </w:pBdr>
-    </w:pPr>
-    <w:r>
-      <w:tab/>
-    </w:r>
-    <w:r>
-      <w:rPr>
-        <w:rFonts w:ascii="Times New Roman" w:hAnsi="Times New Roman"/>
-        <w:b/>
-        <w:sz w:val="20"/>
-        <w:color w:val="333333"/>
-      </w:rPr>
-      <w:t>Внутренний приказ №45-к</w:t>
-    </w:r>
-    <w:r>
-      <w:tab/>
-    </w:r>
-    <w:r>
-      <w:rPr>
-        <w:rFonts w:ascii="Times New Roman" w:hAnsi="Times New Roman"/>
-        <w:i/>
-        <w:sz w:val="18"/>
-        <w:color w:val="555555"/>
-      </w:rPr>
-      <w:t>Исх. № 45</w:t>
-    </w:r>
-  </w:p>
-</w:hdr>
-</file>
-
-<file path=word/header2.xml><?xml version="1.0" encoding="utf-8"?>
-<w:hdr xmlns:m="http://schemas.openxmlformats.org/officeDocument/2006/math" xmlns:mc="http://schemas.openxmlformats.org/markup-compatibility/2006" xmlns:mo="http://schemas.microsoft.com/office/mac/office/2008/main" xmlns:mv="urn:schemas-microsoft-com:mac:vml" xmlns:o="urn:schemas-microsoft-com:office:office" xmlns:r="http://schemas.openxmlformats.org/officeDocument/2006/relationships" xmlns:v="urn:schemas-microsoft-com:vml" xmlns:w10="urn:schemas-microsoft-com:office:word" xmlns:w14="http://schemas.microsoft.com/office/word/2010/wordml" xmlns:w="http://schemas.openxmlformats.org/wordprocessingml/2006/main" xmlns:wne="http://schemas.microsoft.com/office/word/2006/wordml" xmlns:wp14="http://schemas.microsoft.com/office/word/2010/wordprocessingDrawing" xmlns:wp="http://schemas.openxmlformats.org/drawingml/2006/wordprocessingDrawing" xmlns:wpc="http://schemas.microsoft.com/office/word/2010/wordprocessingCanvas" xmlns:wpg="http://schemas.microsoft.com/office/word/2010/wordprocessingGroup" xmlns:wpi="http://schemas.microsoft.com/office/word/2010/wordprocessingInk" xmlns:wps="http://schemas.microsoft.com/office/word/2010/wordprocessingShape" mc:Ignorable="w14 wp14">
-  <w:p>
-    <w:pPr>
-      <w:tabs>
-        <w:tab w:val="center" w:pos="4819"/>
-        <w:tab w:val="right" w:pos="9638"/>
-      </w:tabs>
-      <w:pBdr>
-        <w:bottom w:val="single" w:sz="6" w:space="4" w:color="CCCCCC"/>
-      </w:pBdr>
-    </w:pPr>
-    <w:r>
-      <w:rPr>
-        <w:rFonts w:ascii="Times New Roman" w:hAnsi="Times New Roman"/>
-        <w:b/>
-        <w:sz w:val="20"/>
-        <w:color w:val="333333"/>
-      </w:rPr>
-      <w:t>ООО "ТехноСтрой"</w:t>
-    </w:r>
-    <w:r>
-      <w:tab/>
-    </w:r>
-    <w:r>
-      <w:rPr>
-        <w:rFonts w:ascii="Times New Roman" w:hAnsi="Times New Roman"/>
-        <w:b/>
-        <w:sz w:val="20"/>
-        <w:color w:val="333333"/>
-      </w:rPr>
-      <w:t>Внутренний приказ №45-к</w:t>
-    </w:r>
-  </w:p>
-</w:hdr>
-</file>
-
-<file path=word/header3.xml><?xml version="1.0" encoding="utf-8"?>
-<w:hdr xmlns:m="http://schemas.openxmlformats.org/officeDocument/2006/math" xmlns:mc="http://schemas.openxmlformats.org/markup-compatibility/2006" xmlns:mo="http://schemas.microsoft.com/office/mac/office/2008/main" xmlns:mv="urn:schemas-microsoft-com:mac:vml" xmlns:o="urn:schemas-microsoft-com:office:office" xmlns:r="http://schemas.openxmlformats.org/officeDocument/2006/relationships" xmlns:v="urn:schemas-microsoft-com:vml" xmlns:w10="urn:schemas-microsoft-com:office:word" xmlns:w14="http://schemas.microsoft.com/office/word/2010/wordml" xmlns:w="http://schemas.openxmlformats.org/wordprocessingml/2006/main" xmlns:wne="http://schemas.microsoft.com/office/word/2006/wordml" xmlns:wp14="http://schemas.microsoft.com/office/word/2010/wordprocessingDrawing" xmlns:wp="http://schemas.openxmlformats.org/drawingml/2006/wordprocessingDrawing" xmlns:wpc="http://schemas.microsoft.com/office/word/2010/wordprocessingCanvas" xmlns:wpg="http://schemas.microsoft.com/office/word/2010/wordprocessingGroup" xmlns:wpi="http://schemas.microsoft.com/office/word/2010/wordprocessingInk" xmlns:wps="http://schemas.microsoft.com/office/word/2010/wordprocessingShape" mc:Ignorable="w14 wp14">
-  <w:p>
-    <w:pPr>
-      <w:tabs>
-        <w:tab w:val="center" w:pos="7285"/>
-        <w:tab w:val="right" w:pos="14570"/>
-      </w:tabs>
-      <w:pBdr>
-        <w:bottom w:val="single" w:sz="6" w:space="4" w:color="CCCCCC"/>
-      </w:pBdr>
-    </w:pPr>
-    <w:r>
-      <w:tab/>
-    </w:r>
-    <w:r>
-      <w:rPr>
-        <w:rFonts w:ascii="Times New Roman" w:hAnsi="Times New Roman"/>
-        <w:b/>
-        <w:sz w:val="20"/>
-        <w:color w:val="333333"/>
-      </w:rPr>
-      <w:t>Приложение 1. Ведомость оборудования</w:t>
-    </w:r>
-    <w:r>
-      <w:tab/>
-    </w:r>
-    <w:r>
-      <w:rPr>
-        <w:rFonts w:ascii="Times New Roman" w:hAnsi="Times New Roman"/>
-        <w:i/>
-        <w:sz w:val="18"/>
-        <w:color w:val="555555"/>
-      </w:rPr>
-      <w:t>Исх. № 45</w:t>
-    </w:r>
-  </w:p>
-</w:hdr>
-</file>
-
-<file path=word/header4.xml><?xml version="1.0" encoding="utf-8"?>
-<w:hdr xmlns:m="http://schemas.openxmlformats.org/officeDocument/2006/math" xmlns:mc="http://schemas.openxmlformats.org/markup-compatibility/2006" xmlns:mo="http://schemas.microsoft.com/office/mac/office/2008/main" xmlns:mv="urn:schemas-microsoft-com:mac:vml" xmlns:o="urn:schemas-microsoft-com:office:office" xmlns:r="http://schemas.openxmlformats.org/officeDocument/2006/relationships" xmlns:v="urn:schemas-microsoft-com:vml" xmlns:w10="urn:schemas-microsoft-com:office:word" xmlns:w14="http://schemas.microsoft.com/office/word/2010/wordml" xmlns:w="http://schemas.openxmlformats.org/wordprocessingml/2006/main" xmlns:wne="http://schemas.microsoft.com/office/word/2006/wordml" xmlns:wp14="http://schemas.microsoft.com/office/word/2010/wordprocessingDrawing" xmlns:wp="http://schemas.openxmlformats.org/drawingml/2006/wordprocessingDrawing" xmlns:wpc="http://schemas.microsoft.com/office/word/2010/wordprocessingCanvas" xmlns:wpg="http://schemas.microsoft.com/office/word/2010/wordprocessingGroup" xmlns:wpi="http://schemas.microsoft.com/office/word/2010/wordprocessingInk" xmlns:wps="http://schemas.microsoft.com/office/word/2010/wordprocessingShape" mc:Ignorable="w14 wp14">
-  <w:p>
-    <w:pPr>
-      <w:tabs>
-        <w:tab w:val="center" w:pos="7285"/>
-        <w:tab w:val="right" w:pos="14570"/>
-      </w:tabs>
-      <w:pBdr>
-        <w:bottom w:val="single" w:sz="6" w:space="4" w:color="CCCCCC"/>
-      </w:pBdr>
-    </w:pPr>
-    <w:r>
-      <w:rPr>
-        <w:rFonts w:ascii="Times New Roman" w:hAnsi="Times New Roman"/>
-        <w:b/>
-        <w:sz w:val="20"/>
-        <w:color w:val="333333"/>
-      </w:rPr>
-      <w:t>ООО "ТехноСтрой"</w:t>
-    </w:r>
-    <w:r>
-      <w:tab/>
-    </w:r>
-    <w:r>
-      <w:rPr>
-        <w:rFonts w:ascii="Times New Roman" w:hAnsi="Times New Roman"/>
-        <w:b/>
-        <w:sz w:val="20"/>
-        <w:color w:val="333333"/>
-      </w:rPr>
-      <w:t>Приложение 1. Ведомость оборудования</w:t>
-    </w:r>
-  </w:p>
-</w:hdr>
 </file>
 
 <file path=word/numbering.xml><?xml version="1.0" encoding="utf-8"?>
@@ -3724,14 +1240,6 @@
     <w:name w:val="Normal"/>
     <w:qFormat/>
     <w:rsid w:val="00FC693F"/>
-    <w:pPr>
-      <w:spacing w:line="276" w:lineRule="auto" w:after="120"/>
-    </w:pPr>
-    <w:rPr>
-      <w:rFonts w:ascii="Times New Roman" w:hAnsi="Times New Roman"/>
-      <w:color w:val="000000"/>
-      <w:sz w:val="24"/>
-    </w:rPr>
   </w:style>
   <w:style w:type="paragraph" w:styleId="Header">
     <w:name w:val="header"/>
@@ -3795,7 +1303,7 @@
       <w:rFonts w:asciiTheme="majorHAnsi" w:eastAsiaTheme="majorEastAsia" w:hAnsiTheme="majorHAnsi" w:cstheme="majorBidi"/>
       <w:b/>
       <w:bCs/>
-      <w:color w:val="365F91" w:themeColor="accent1" w:themeShade="BF"/>
+      <w:color w:val="182B49"/>
       <w:sz w:val="28"/>
       <w:szCs w:val="28"/>
     </w:rPr>
